--- a/ТЗ_GreenStock.docx
+++ b/ТЗ_GreenStock.docx
@@ -94,11 +94,7 @@
       </w:pPr>
       <w:r>
         <w:fldChar w:fldCharType="begin"/>
-      </w:r>
-      <w:r>
         <w:instrText xml:space="preserve"> TOC \o "1-3" \h \z \u </w:instrText>
-      </w:r>
-      <w:r>
         <w:fldChar w:fldCharType="separate"/>
       </w:r>
       <w:hyperlink w:anchor="_Toc225450042" w:history="1">
@@ -115,46 +111,10 @@
             <w:webHidden/>
           </w:rPr>
           <w:tab/>
-        </w:r>
-        <w:r>
-          <w:rPr>
-            <w:noProof/>
-            <w:webHidden/>
-          </w:rPr>
           <w:fldChar w:fldCharType="begin"/>
-        </w:r>
-        <w:r>
-          <w:rPr>
-            <w:noProof/>
-            <w:webHidden/>
-          </w:rPr>
           <w:instrText xml:space="preserve"> PAGEREF _Toc225450042 \h </w:instrText>
-        </w:r>
-        <w:r>
-          <w:rPr>
-            <w:noProof/>
-            <w:webHidden/>
-          </w:rPr>
-        </w:r>
-        <w:r>
-          <w:rPr>
-            <w:noProof/>
-            <w:webHidden/>
-          </w:rPr>
           <w:fldChar w:fldCharType="separate"/>
-        </w:r>
-        <w:r>
-          <w:rPr>
-            <w:noProof/>
-            <w:webHidden/>
-          </w:rPr>
           <w:t>4</w:t>
-        </w:r>
-        <w:r>
-          <w:rPr>
-            <w:noProof/>
-            <w:webHidden/>
-          </w:rPr>
           <w:fldChar w:fldCharType="end"/>
         </w:r>
       </w:hyperlink>
@@ -183,46 +143,10 @@
             <w:webHidden/>
           </w:rPr>
           <w:tab/>
-        </w:r>
-        <w:r>
-          <w:rPr>
-            <w:noProof/>
-            <w:webHidden/>
-          </w:rPr>
           <w:fldChar w:fldCharType="begin"/>
-        </w:r>
-        <w:r>
-          <w:rPr>
-            <w:noProof/>
-            <w:webHidden/>
-          </w:rPr>
           <w:instrText xml:space="preserve"> PAGEREF _Toc225450043 \h </w:instrText>
-        </w:r>
-        <w:r>
-          <w:rPr>
-            <w:noProof/>
-            <w:webHidden/>
-          </w:rPr>
-        </w:r>
-        <w:r>
-          <w:rPr>
-            <w:noProof/>
-            <w:webHidden/>
-          </w:rPr>
           <w:fldChar w:fldCharType="separate"/>
-        </w:r>
-        <w:r>
-          <w:rPr>
-            <w:noProof/>
-            <w:webHidden/>
-          </w:rPr>
           <w:t>4</w:t>
-        </w:r>
-        <w:r>
-          <w:rPr>
-            <w:noProof/>
-            <w:webHidden/>
-          </w:rPr>
           <w:fldChar w:fldCharType="end"/>
         </w:r>
       </w:hyperlink>
@@ -251,46 +175,10 @@
             <w:webHidden/>
           </w:rPr>
           <w:tab/>
-        </w:r>
-        <w:r>
-          <w:rPr>
-            <w:noProof/>
-            <w:webHidden/>
-          </w:rPr>
           <w:fldChar w:fldCharType="begin"/>
-        </w:r>
-        <w:r>
-          <w:rPr>
-            <w:noProof/>
-            <w:webHidden/>
-          </w:rPr>
           <w:instrText xml:space="preserve"> PAGEREF _Toc225450044 \h </w:instrText>
-        </w:r>
-        <w:r>
-          <w:rPr>
-            <w:noProof/>
-            <w:webHidden/>
-          </w:rPr>
-        </w:r>
-        <w:r>
-          <w:rPr>
-            <w:noProof/>
-            <w:webHidden/>
-          </w:rPr>
           <w:fldChar w:fldCharType="separate"/>
-        </w:r>
-        <w:r>
-          <w:rPr>
-            <w:noProof/>
-            <w:webHidden/>
-          </w:rPr>
           <w:t>4</w:t>
-        </w:r>
-        <w:r>
-          <w:rPr>
-            <w:noProof/>
-            <w:webHidden/>
-          </w:rPr>
           <w:fldChar w:fldCharType="end"/>
         </w:r>
       </w:hyperlink>
@@ -319,46 +207,10 @@
             <w:webHidden/>
           </w:rPr>
           <w:tab/>
-        </w:r>
-        <w:r>
-          <w:rPr>
-            <w:noProof/>
-            <w:webHidden/>
-          </w:rPr>
           <w:fldChar w:fldCharType="begin"/>
-        </w:r>
-        <w:r>
-          <w:rPr>
-            <w:noProof/>
-            <w:webHidden/>
-          </w:rPr>
           <w:instrText xml:space="preserve"> PAGEREF _Toc225450045 \h </w:instrText>
-        </w:r>
-        <w:r>
-          <w:rPr>
-            <w:noProof/>
-            <w:webHidden/>
-          </w:rPr>
-        </w:r>
-        <w:r>
-          <w:rPr>
-            <w:noProof/>
-            <w:webHidden/>
-          </w:rPr>
           <w:fldChar w:fldCharType="separate"/>
-        </w:r>
-        <w:r>
-          <w:rPr>
-            <w:noProof/>
-            <w:webHidden/>
-          </w:rPr>
           <w:t>4</w:t>
-        </w:r>
-        <w:r>
-          <w:rPr>
-            <w:noProof/>
-            <w:webHidden/>
-          </w:rPr>
           <w:fldChar w:fldCharType="end"/>
         </w:r>
       </w:hyperlink>
@@ -387,46 +239,10 @@
             <w:webHidden/>
           </w:rPr>
           <w:tab/>
-        </w:r>
-        <w:r>
-          <w:rPr>
-            <w:noProof/>
-            <w:webHidden/>
-          </w:rPr>
           <w:fldChar w:fldCharType="begin"/>
-        </w:r>
-        <w:r>
-          <w:rPr>
-            <w:noProof/>
-            <w:webHidden/>
-          </w:rPr>
           <w:instrText xml:space="preserve"> PAGEREF _Toc225450046 \h </w:instrText>
-        </w:r>
-        <w:r>
-          <w:rPr>
-            <w:noProof/>
-            <w:webHidden/>
-          </w:rPr>
-        </w:r>
-        <w:r>
-          <w:rPr>
-            <w:noProof/>
-            <w:webHidden/>
-          </w:rPr>
           <w:fldChar w:fldCharType="separate"/>
-        </w:r>
-        <w:r>
-          <w:rPr>
-            <w:noProof/>
-            <w:webHidden/>
-          </w:rPr>
           <w:t>5</w:t>
-        </w:r>
-        <w:r>
-          <w:rPr>
-            <w:noProof/>
-            <w:webHidden/>
-          </w:rPr>
           <w:fldChar w:fldCharType="end"/>
         </w:r>
       </w:hyperlink>
@@ -456,46 +272,10 @@
             <w:webHidden/>
           </w:rPr>
           <w:tab/>
-        </w:r>
-        <w:r>
-          <w:rPr>
-            <w:noProof/>
-            <w:webHidden/>
-          </w:rPr>
           <w:fldChar w:fldCharType="begin"/>
-        </w:r>
-        <w:r>
-          <w:rPr>
-            <w:noProof/>
-            <w:webHidden/>
-          </w:rPr>
           <w:instrText xml:space="preserve"> PAGEREF _Toc225450047 \h </w:instrText>
-        </w:r>
-        <w:r>
-          <w:rPr>
-            <w:noProof/>
-            <w:webHidden/>
-          </w:rPr>
-        </w:r>
-        <w:r>
-          <w:rPr>
-            <w:noProof/>
-            <w:webHidden/>
-          </w:rPr>
           <w:fldChar w:fldCharType="separate"/>
-        </w:r>
-        <w:r>
-          <w:rPr>
-            <w:noProof/>
-            <w:webHidden/>
-          </w:rPr>
           <w:t>6</w:t>
-        </w:r>
-        <w:r>
-          <w:rPr>
-            <w:noProof/>
-            <w:webHidden/>
-          </w:rPr>
           <w:fldChar w:fldCharType="end"/>
         </w:r>
       </w:hyperlink>
@@ -524,46 +304,10 @@
             <w:webHidden/>
           </w:rPr>
           <w:tab/>
-        </w:r>
-        <w:r>
-          <w:rPr>
-            <w:noProof/>
-            <w:webHidden/>
-          </w:rPr>
           <w:fldChar w:fldCharType="begin"/>
-        </w:r>
-        <w:r>
-          <w:rPr>
-            <w:noProof/>
-            <w:webHidden/>
-          </w:rPr>
           <w:instrText xml:space="preserve"> PAGEREF _Toc225450048 \h </w:instrText>
-        </w:r>
-        <w:r>
-          <w:rPr>
-            <w:noProof/>
-            <w:webHidden/>
-          </w:rPr>
-        </w:r>
-        <w:r>
-          <w:rPr>
-            <w:noProof/>
-            <w:webHidden/>
-          </w:rPr>
           <w:fldChar w:fldCharType="separate"/>
-        </w:r>
-        <w:r>
-          <w:rPr>
-            <w:noProof/>
-            <w:webHidden/>
-          </w:rPr>
           <w:t>6</w:t>
-        </w:r>
-        <w:r>
-          <w:rPr>
-            <w:noProof/>
-            <w:webHidden/>
-          </w:rPr>
           <w:fldChar w:fldCharType="end"/>
         </w:r>
       </w:hyperlink>
@@ -592,46 +336,10 @@
             <w:webHidden/>
           </w:rPr>
           <w:tab/>
-        </w:r>
-        <w:r>
-          <w:rPr>
-            <w:noProof/>
-            <w:webHidden/>
-          </w:rPr>
           <w:fldChar w:fldCharType="begin"/>
-        </w:r>
-        <w:r>
-          <w:rPr>
-            <w:noProof/>
-            <w:webHidden/>
-          </w:rPr>
           <w:instrText xml:space="preserve"> PAGEREF _Toc225450049 \h </w:instrText>
-        </w:r>
-        <w:r>
-          <w:rPr>
-            <w:noProof/>
-            <w:webHidden/>
-          </w:rPr>
-        </w:r>
-        <w:r>
-          <w:rPr>
-            <w:noProof/>
-            <w:webHidden/>
-          </w:rPr>
           <w:fldChar w:fldCharType="separate"/>
-        </w:r>
-        <w:r>
-          <w:rPr>
-            <w:noProof/>
-            <w:webHidden/>
-          </w:rPr>
           <w:t>7</w:t>
-        </w:r>
-        <w:r>
-          <w:rPr>
-            <w:noProof/>
-            <w:webHidden/>
-          </w:rPr>
           <w:fldChar w:fldCharType="end"/>
         </w:r>
       </w:hyperlink>
@@ -660,46 +368,10 @@
             <w:webHidden/>
           </w:rPr>
           <w:tab/>
-        </w:r>
-        <w:r>
-          <w:rPr>
-            <w:noProof/>
-            <w:webHidden/>
-          </w:rPr>
           <w:fldChar w:fldCharType="begin"/>
-        </w:r>
-        <w:r>
-          <w:rPr>
-            <w:noProof/>
-            <w:webHidden/>
-          </w:rPr>
           <w:instrText xml:space="preserve"> PAGEREF _Toc225450050 \h </w:instrText>
-        </w:r>
-        <w:r>
-          <w:rPr>
-            <w:noProof/>
-            <w:webHidden/>
-          </w:rPr>
-        </w:r>
-        <w:r>
-          <w:rPr>
-            <w:noProof/>
-            <w:webHidden/>
-          </w:rPr>
           <w:fldChar w:fldCharType="separate"/>
-        </w:r>
-        <w:r>
-          <w:rPr>
-            <w:noProof/>
-            <w:webHidden/>
-          </w:rPr>
           <w:t>7</w:t>
-        </w:r>
-        <w:r>
-          <w:rPr>
-            <w:noProof/>
-            <w:webHidden/>
-          </w:rPr>
           <w:fldChar w:fldCharType="end"/>
         </w:r>
       </w:hyperlink>
@@ -729,46 +401,10 @@
             <w:webHidden/>
           </w:rPr>
           <w:tab/>
-        </w:r>
-        <w:r>
-          <w:rPr>
-            <w:noProof/>
-            <w:webHidden/>
-          </w:rPr>
           <w:fldChar w:fldCharType="begin"/>
-        </w:r>
-        <w:r>
-          <w:rPr>
-            <w:noProof/>
-            <w:webHidden/>
-          </w:rPr>
           <w:instrText xml:space="preserve"> PAGEREF _Toc225450051 \h </w:instrText>
-        </w:r>
-        <w:r>
-          <w:rPr>
-            <w:noProof/>
-            <w:webHidden/>
-          </w:rPr>
-        </w:r>
-        <w:r>
-          <w:rPr>
-            <w:noProof/>
-            <w:webHidden/>
-          </w:rPr>
           <w:fldChar w:fldCharType="separate"/>
-        </w:r>
-        <w:r>
-          <w:rPr>
-            <w:noProof/>
-            <w:webHidden/>
-          </w:rPr>
           <w:t>9</w:t>
-        </w:r>
-        <w:r>
-          <w:rPr>
-            <w:noProof/>
-            <w:webHidden/>
-          </w:rPr>
           <w:fldChar w:fldCharType="end"/>
         </w:r>
       </w:hyperlink>
@@ -797,46 +433,10 @@
             <w:webHidden/>
           </w:rPr>
           <w:tab/>
-        </w:r>
-        <w:r>
-          <w:rPr>
-            <w:noProof/>
-            <w:webHidden/>
-          </w:rPr>
           <w:fldChar w:fldCharType="begin"/>
-        </w:r>
-        <w:r>
-          <w:rPr>
-            <w:noProof/>
-            <w:webHidden/>
-          </w:rPr>
           <w:instrText xml:space="preserve"> PAGEREF _Toc225450052 \h </w:instrText>
-        </w:r>
-        <w:r>
-          <w:rPr>
-            <w:noProof/>
-            <w:webHidden/>
-          </w:rPr>
-        </w:r>
-        <w:r>
-          <w:rPr>
-            <w:noProof/>
-            <w:webHidden/>
-          </w:rPr>
           <w:fldChar w:fldCharType="separate"/>
-        </w:r>
-        <w:r>
-          <w:rPr>
-            <w:noProof/>
-            <w:webHidden/>
-          </w:rPr>
           <w:t>9</w:t>
-        </w:r>
-        <w:r>
-          <w:rPr>
-            <w:noProof/>
-            <w:webHidden/>
-          </w:rPr>
           <w:fldChar w:fldCharType="end"/>
         </w:r>
       </w:hyperlink>
@@ -865,46 +465,10 @@
             <w:webHidden/>
           </w:rPr>
           <w:tab/>
-        </w:r>
-        <w:r>
-          <w:rPr>
-            <w:noProof/>
-            <w:webHidden/>
-          </w:rPr>
           <w:fldChar w:fldCharType="begin"/>
-        </w:r>
-        <w:r>
-          <w:rPr>
-            <w:noProof/>
-            <w:webHidden/>
-          </w:rPr>
           <w:instrText xml:space="preserve"> PAGEREF _Toc225450053 \h </w:instrText>
-        </w:r>
-        <w:r>
-          <w:rPr>
-            <w:noProof/>
-            <w:webHidden/>
-          </w:rPr>
-        </w:r>
-        <w:r>
-          <w:rPr>
-            <w:noProof/>
-            <w:webHidden/>
-          </w:rPr>
           <w:fldChar w:fldCharType="separate"/>
-        </w:r>
-        <w:r>
-          <w:rPr>
-            <w:noProof/>
-            <w:webHidden/>
-          </w:rPr>
           <w:t>9</w:t>
-        </w:r>
-        <w:r>
-          <w:rPr>
-            <w:noProof/>
-            <w:webHidden/>
-          </w:rPr>
           <w:fldChar w:fldCharType="end"/>
         </w:r>
       </w:hyperlink>
@@ -933,46 +497,10 @@
             <w:webHidden/>
           </w:rPr>
           <w:tab/>
-        </w:r>
-        <w:r>
-          <w:rPr>
-            <w:noProof/>
-            <w:webHidden/>
-          </w:rPr>
           <w:fldChar w:fldCharType="begin"/>
-        </w:r>
-        <w:r>
-          <w:rPr>
-            <w:noProof/>
-            <w:webHidden/>
-          </w:rPr>
           <w:instrText xml:space="preserve"> PAGEREF _Toc225450054 \h </w:instrText>
-        </w:r>
-        <w:r>
-          <w:rPr>
-            <w:noProof/>
-            <w:webHidden/>
-          </w:rPr>
-        </w:r>
-        <w:r>
-          <w:rPr>
-            <w:noProof/>
-            <w:webHidden/>
-          </w:rPr>
           <w:fldChar w:fldCharType="separate"/>
-        </w:r>
-        <w:r>
-          <w:rPr>
-            <w:noProof/>
-            <w:webHidden/>
-          </w:rPr>
           <w:t>9</w:t>
-        </w:r>
-        <w:r>
-          <w:rPr>
-            <w:noProof/>
-            <w:webHidden/>
-          </w:rPr>
           <w:fldChar w:fldCharType="end"/>
         </w:r>
       </w:hyperlink>
@@ -1001,46 +529,10 @@
             <w:webHidden/>
           </w:rPr>
           <w:tab/>
-        </w:r>
-        <w:r>
-          <w:rPr>
-            <w:noProof/>
-            <w:webHidden/>
-          </w:rPr>
           <w:fldChar w:fldCharType="begin"/>
-        </w:r>
-        <w:r>
-          <w:rPr>
-            <w:noProof/>
-            <w:webHidden/>
-          </w:rPr>
           <w:instrText xml:space="preserve"> PAGEREF _Toc225450055 \h </w:instrText>
-        </w:r>
-        <w:r>
-          <w:rPr>
-            <w:noProof/>
-            <w:webHidden/>
-          </w:rPr>
-        </w:r>
-        <w:r>
-          <w:rPr>
-            <w:noProof/>
-            <w:webHidden/>
-          </w:rPr>
           <w:fldChar w:fldCharType="separate"/>
-        </w:r>
-        <w:r>
-          <w:rPr>
-            <w:noProof/>
-            <w:webHidden/>
-          </w:rPr>
           <w:t>11</w:t>
-        </w:r>
-        <w:r>
-          <w:rPr>
-            <w:noProof/>
-            <w:webHidden/>
-          </w:rPr>
           <w:fldChar w:fldCharType="end"/>
         </w:r>
       </w:hyperlink>
@@ -1069,46 +561,10 @@
             <w:webHidden/>
           </w:rPr>
           <w:tab/>
-        </w:r>
-        <w:r>
-          <w:rPr>
-            <w:noProof/>
-            <w:webHidden/>
-          </w:rPr>
           <w:fldChar w:fldCharType="begin"/>
-        </w:r>
-        <w:r>
-          <w:rPr>
-            <w:noProof/>
-            <w:webHidden/>
-          </w:rPr>
           <w:instrText xml:space="preserve"> PAGEREF _Toc225450056 \h </w:instrText>
-        </w:r>
-        <w:r>
-          <w:rPr>
-            <w:noProof/>
-            <w:webHidden/>
-          </w:rPr>
-        </w:r>
-        <w:r>
-          <w:rPr>
-            <w:noProof/>
-            <w:webHidden/>
-          </w:rPr>
           <w:fldChar w:fldCharType="separate"/>
-        </w:r>
-        <w:r>
-          <w:rPr>
-            <w:noProof/>
-            <w:webHidden/>
-          </w:rPr>
           <w:t>12</w:t>
-        </w:r>
-        <w:r>
-          <w:rPr>
-            <w:noProof/>
-            <w:webHidden/>
-          </w:rPr>
           <w:fldChar w:fldCharType="end"/>
         </w:r>
       </w:hyperlink>
@@ -1137,46 +593,10 @@
             <w:webHidden/>
           </w:rPr>
           <w:tab/>
-        </w:r>
-        <w:r>
-          <w:rPr>
-            <w:noProof/>
-            <w:webHidden/>
-          </w:rPr>
           <w:fldChar w:fldCharType="begin"/>
-        </w:r>
-        <w:r>
-          <w:rPr>
-            <w:noProof/>
-            <w:webHidden/>
-          </w:rPr>
           <w:instrText xml:space="preserve"> PAGEREF _Toc225450057 \h </w:instrText>
-        </w:r>
-        <w:r>
-          <w:rPr>
-            <w:noProof/>
-            <w:webHidden/>
-          </w:rPr>
-        </w:r>
-        <w:r>
-          <w:rPr>
-            <w:noProof/>
-            <w:webHidden/>
-          </w:rPr>
           <w:fldChar w:fldCharType="separate"/>
-        </w:r>
-        <w:r>
-          <w:rPr>
-            <w:noProof/>
-            <w:webHidden/>
-          </w:rPr>
           <w:t>12</w:t>
-        </w:r>
-        <w:r>
-          <w:rPr>
-            <w:noProof/>
-            <w:webHidden/>
-          </w:rPr>
           <w:fldChar w:fldCharType="end"/>
         </w:r>
       </w:hyperlink>
@@ -1205,46 +625,10 @@
             <w:webHidden/>
           </w:rPr>
           <w:tab/>
-        </w:r>
-        <w:r>
-          <w:rPr>
-            <w:noProof/>
-            <w:webHidden/>
-          </w:rPr>
           <w:fldChar w:fldCharType="begin"/>
-        </w:r>
-        <w:r>
-          <w:rPr>
-            <w:noProof/>
-            <w:webHidden/>
-          </w:rPr>
           <w:instrText xml:space="preserve"> PAGEREF _Toc225450058 \h </w:instrText>
-        </w:r>
-        <w:r>
-          <w:rPr>
-            <w:noProof/>
-            <w:webHidden/>
-          </w:rPr>
-        </w:r>
-        <w:r>
-          <w:rPr>
-            <w:noProof/>
-            <w:webHidden/>
-          </w:rPr>
           <w:fldChar w:fldCharType="separate"/>
-        </w:r>
-        <w:r>
-          <w:rPr>
-            <w:noProof/>
-            <w:webHidden/>
-          </w:rPr>
           <w:t>13</w:t>
-        </w:r>
-        <w:r>
-          <w:rPr>
-            <w:noProof/>
-            <w:webHidden/>
-          </w:rPr>
           <w:fldChar w:fldCharType="end"/>
         </w:r>
       </w:hyperlink>
@@ -1273,46 +657,10 @@
             <w:webHidden/>
           </w:rPr>
           <w:tab/>
-        </w:r>
-        <w:r>
-          <w:rPr>
-            <w:noProof/>
-            <w:webHidden/>
-          </w:rPr>
           <w:fldChar w:fldCharType="begin"/>
-        </w:r>
-        <w:r>
-          <w:rPr>
-            <w:noProof/>
-            <w:webHidden/>
-          </w:rPr>
           <w:instrText xml:space="preserve"> PAGEREF _Toc225450059 \h </w:instrText>
-        </w:r>
-        <w:r>
-          <w:rPr>
-            <w:noProof/>
-            <w:webHidden/>
-          </w:rPr>
-        </w:r>
-        <w:r>
-          <w:rPr>
-            <w:noProof/>
-            <w:webHidden/>
-          </w:rPr>
           <w:fldChar w:fldCharType="separate"/>
-        </w:r>
-        <w:r>
-          <w:rPr>
-            <w:noProof/>
-            <w:webHidden/>
-          </w:rPr>
           <w:t>13</w:t>
-        </w:r>
-        <w:r>
-          <w:rPr>
-            <w:noProof/>
-            <w:webHidden/>
-          </w:rPr>
           <w:fldChar w:fldCharType="end"/>
         </w:r>
       </w:hyperlink>
@@ -1341,46 +689,10 @@
             <w:webHidden/>
           </w:rPr>
           <w:tab/>
-        </w:r>
-        <w:r>
-          <w:rPr>
-            <w:noProof/>
-            <w:webHidden/>
-          </w:rPr>
           <w:fldChar w:fldCharType="begin"/>
-        </w:r>
-        <w:r>
-          <w:rPr>
-            <w:noProof/>
-            <w:webHidden/>
-          </w:rPr>
           <w:instrText xml:space="preserve"> PAGEREF _Toc225450060 \h </w:instrText>
-        </w:r>
-        <w:r>
-          <w:rPr>
-            <w:noProof/>
-            <w:webHidden/>
-          </w:rPr>
-        </w:r>
-        <w:r>
-          <w:rPr>
-            <w:noProof/>
-            <w:webHidden/>
-          </w:rPr>
           <w:fldChar w:fldCharType="separate"/>
-        </w:r>
-        <w:r>
-          <w:rPr>
-            <w:noProof/>
-            <w:webHidden/>
-          </w:rPr>
           <w:t>13</w:t>
-        </w:r>
-        <w:r>
-          <w:rPr>
-            <w:noProof/>
-            <w:webHidden/>
-          </w:rPr>
           <w:fldChar w:fldCharType="end"/>
         </w:r>
       </w:hyperlink>
@@ -1409,46 +721,10 @@
             <w:webHidden/>
           </w:rPr>
           <w:tab/>
-        </w:r>
-        <w:r>
-          <w:rPr>
-            <w:noProof/>
-            <w:webHidden/>
-          </w:rPr>
           <w:fldChar w:fldCharType="begin"/>
-        </w:r>
-        <w:r>
-          <w:rPr>
-            <w:noProof/>
-            <w:webHidden/>
-          </w:rPr>
           <w:instrText xml:space="preserve"> PAGEREF _Toc225450061 \h </w:instrText>
-        </w:r>
-        <w:r>
-          <w:rPr>
-            <w:noProof/>
-            <w:webHidden/>
-          </w:rPr>
-        </w:r>
-        <w:r>
-          <w:rPr>
-            <w:noProof/>
-            <w:webHidden/>
-          </w:rPr>
           <w:fldChar w:fldCharType="separate"/>
-        </w:r>
-        <w:r>
-          <w:rPr>
-            <w:noProof/>
-            <w:webHidden/>
-          </w:rPr>
           <w:t>13</w:t>
-        </w:r>
-        <w:r>
-          <w:rPr>
-            <w:noProof/>
-            <w:webHidden/>
-          </w:rPr>
           <w:fldChar w:fldCharType="end"/>
         </w:r>
       </w:hyperlink>
@@ -1477,46 +753,10 @@
             <w:webHidden/>
           </w:rPr>
           <w:tab/>
-        </w:r>
-        <w:r>
-          <w:rPr>
-            <w:noProof/>
-            <w:webHidden/>
-          </w:rPr>
           <w:fldChar w:fldCharType="begin"/>
-        </w:r>
-        <w:r>
-          <w:rPr>
-            <w:noProof/>
-            <w:webHidden/>
-          </w:rPr>
           <w:instrText xml:space="preserve"> PAGEREF _Toc225450062 \h </w:instrText>
-        </w:r>
-        <w:r>
-          <w:rPr>
-            <w:noProof/>
-            <w:webHidden/>
-          </w:rPr>
-        </w:r>
-        <w:r>
-          <w:rPr>
-            <w:noProof/>
-            <w:webHidden/>
-          </w:rPr>
           <w:fldChar w:fldCharType="separate"/>
-        </w:r>
-        <w:r>
-          <w:rPr>
-            <w:noProof/>
-            <w:webHidden/>
-          </w:rPr>
           <w:t>14</w:t>
-        </w:r>
-        <w:r>
-          <w:rPr>
-            <w:noProof/>
-            <w:webHidden/>
-          </w:rPr>
           <w:fldChar w:fldCharType="end"/>
         </w:r>
       </w:hyperlink>
@@ -1545,46 +785,10 @@
             <w:webHidden/>
           </w:rPr>
           <w:tab/>
-        </w:r>
-        <w:r>
-          <w:rPr>
-            <w:noProof/>
-            <w:webHidden/>
-          </w:rPr>
           <w:fldChar w:fldCharType="begin"/>
-        </w:r>
-        <w:r>
-          <w:rPr>
-            <w:noProof/>
-            <w:webHidden/>
-          </w:rPr>
           <w:instrText xml:space="preserve"> PAGEREF _Toc225450063 \h </w:instrText>
-        </w:r>
-        <w:r>
-          <w:rPr>
-            <w:noProof/>
-            <w:webHidden/>
-          </w:rPr>
-        </w:r>
-        <w:r>
-          <w:rPr>
-            <w:noProof/>
-            <w:webHidden/>
-          </w:rPr>
           <w:fldChar w:fldCharType="separate"/>
-        </w:r>
-        <w:r>
-          <w:rPr>
-            <w:noProof/>
-            <w:webHidden/>
-          </w:rPr>
           <w:t>14</w:t>
-        </w:r>
-        <w:r>
-          <w:rPr>
-            <w:noProof/>
-            <w:webHidden/>
-          </w:rPr>
           <w:fldChar w:fldCharType="end"/>
         </w:r>
       </w:hyperlink>
@@ -1613,46 +817,10 @@
             <w:webHidden/>
           </w:rPr>
           <w:tab/>
-        </w:r>
-        <w:r>
-          <w:rPr>
-            <w:noProof/>
-            <w:webHidden/>
-          </w:rPr>
           <w:fldChar w:fldCharType="begin"/>
-        </w:r>
-        <w:r>
-          <w:rPr>
-            <w:noProof/>
-            <w:webHidden/>
-          </w:rPr>
           <w:instrText xml:space="preserve"> PAGEREF _Toc225450064 \h </w:instrText>
-        </w:r>
-        <w:r>
-          <w:rPr>
-            <w:noProof/>
-            <w:webHidden/>
-          </w:rPr>
-        </w:r>
-        <w:r>
-          <w:rPr>
-            <w:noProof/>
-            <w:webHidden/>
-          </w:rPr>
           <w:fldChar w:fldCharType="separate"/>
-        </w:r>
-        <w:r>
-          <w:rPr>
-            <w:noProof/>
-            <w:webHidden/>
-          </w:rPr>
           <w:t>15</w:t>
-        </w:r>
-        <w:r>
-          <w:rPr>
-            <w:noProof/>
-            <w:webHidden/>
-          </w:rPr>
           <w:fldChar w:fldCharType="end"/>
         </w:r>
       </w:hyperlink>
@@ -1681,46 +849,10 @@
             <w:webHidden/>
           </w:rPr>
           <w:tab/>
-        </w:r>
-        <w:r>
-          <w:rPr>
-            <w:noProof/>
-            <w:webHidden/>
-          </w:rPr>
           <w:fldChar w:fldCharType="begin"/>
-        </w:r>
-        <w:r>
-          <w:rPr>
-            <w:noProof/>
-            <w:webHidden/>
-          </w:rPr>
           <w:instrText xml:space="preserve"> PAGEREF _Toc225450065 \h </w:instrText>
-        </w:r>
-        <w:r>
-          <w:rPr>
-            <w:noProof/>
-            <w:webHidden/>
-          </w:rPr>
-        </w:r>
-        <w:r>
-          <w:rPr>
-            <w:noProof/>
-            <w:webHidden/>
-          </w:rPr>
           <w:fldChar w:fldCharType="separate"/>
-        </w:r>
-        <w:r>
-          <w:rPr>
-            <w:noProof/>
-            <w:webHidden/>
-          </w:rPr>
           <w:t>15</w:t>
-        </w:r>
-        <w:r>
-          <w:rPr>
-            <w:noProof/>
-            <w:webHidden/>
-          </w:rPr>
           <w:fldChar w:fldCharType="end"/>
         </w:r>
       </w:hyperlink>
@@ -1749,46 +881,10 @@
             <w:webHidden/>
           </w:rPr>
           <w:tab/>
-        </w:r>
-        <w:r>
-          <w:rPr>
-            <w:noProof/>
-            <w:webHidden/>
-          </w:rPr>
           <w:fldChar w:fldCharType="begin"/>
-        </w:r>
-        <w:r>
-          <w:rPr>
-            <w:noProof/>
-            <w:webHidden/>
-          </w:rPr>
           <w:instrText xml:space="preserve"> PAGEREF _Toc225450066 \h </w:instrText>
-        </w:r>
-        <w:r>
-          <w:rPr>
-            <w:noProof/>
-            <w:webHidden/>
-          </w:rPr>
-        </w:r>
-        <w:r>
-          <w:rPr>
-            <w:noProof/>
-            <w:webHidden/>
-          </w:rPr>
           <w:fldChar w:fldCharType="separate"/>
-        </w:r>
-        <w:r>
-          <w:rPr>
-            <w:noProof/>
-            <w:webHidden/>
-          </w:rPr>
           <w:t>16</w:t>
-        </w:r>
-        <w:r>
-          <w:rPr>
-            <w:noProof/>
-            <w:webHidden/>
-          </w:rPr>
           <w:fldChar w:fldCharType="end"/>
         </w:r>
       </w:hyperlink>
@@ -1817,46 +913,10 @@
             <w:webHidden/>
           </w:rPr>
           <w:tab/>
-        </w:r>
-        <w:r>
-          <w:rPr>
-            <w:noProof/>
-            <w:webHidden/>
-          </w:rPr>
           <w:fldChar w:fldCharType="begin"/>
-        </w:r>
-        <w:r>
-          <w:rPr>
-            <w:noProof/>
-            <w:webHidden/>
-          </w:rPr>
           <w:instrText xml:space="preserve"> PAGEREF _Toc225450067 \h </w:instrText>
-        </w:r>
-        <w:r>
-          <w:rPr>
-            <w:noProof/>
-            <w:webHidden/>
-          </w:rPr>
-        </w:r>
-        <w:r>
-          <w:rPr>
-            <w:noProof/>
-            <w:webHidden/>
-          </w:rPr>
           <w:fldChar w:fldCharType="separate"/>
-        </w:r>
-        <w:r>
-          <w:rPr>
-            <w:noProof/>
-            <w:webHidden/>
-          </w:rPr>
           <w:t>16</w:t>
-        </w:r>
-        <w:r>
-          <w:rPr>
-            <w:noProof/>
-            <w:webHidden/>
-          </w:rPr>
           <w:fldChar w:fldCharType="end"/>
         </w:r>
       </w:hyperlink>
@@ -1885,46 +945,10 @@
             <w:webHidden/>
           </w:rPr>
           <w:tab/>
-        </w:r>
-        <w:r>
-          <w:rPr>
-            <w:noProof/>
-            <w:webHidden/>
-          </w:rPr>
           <w:fldChar w:fldCharType="begin"/>
-        </w:r>
-        <w:r>
-          <w:rPr>
-            <w:noProof/>
-            <w:webHidden/>
-          </w:rPr>
           <w:instrText xml:space="preserve"> PAGEREF _Toc225450068 \h </w:instrText>
-        </w:r>
-        <w:r>
-          <w:rPr>
-            <w:noProof/>
-            <w:webHidden/>
-          </w:rPr>
-        </w:r>
-        <w:r>
-          <w:rPr>
-            <w:noProof/>
-            <w:webHidden/>
-          </w:rPr>
           <w:fldChar w:fldCharType="separate"/>
-        </w:r>
-        <w:r>
-          <w:rPr>
-            <w:noProof/>
-            <w:webHidden/>
-          </w:rPr>
           <w:t>16</w:t>
-        </w:r>
-        <w:r>
-          <w:rPr>
-            <w:noProof/>
-            <w:webHidden/>
-          </w:rPr>
           <w:fldChar w:fldCharType="end"/>
         </w:r>
       </w:hyperlink>
@@ -1953,46 +977,10 @@
             <w:webHidden/>
           </w:rPr>
           <w:tab/>
-        </w:r>
-        <w:r>
-          <w:rPr>
-            <w:noProof/>
-            <w:webHidden/>
-          </w:rPr>
           <w:fldChar w:fldCharType="begin"/>
-        </w:r>
-        <w:r>
-          <w:rPr>
-            <w:noProof/>
-            <w:webHidden/>
-          </w:rPr>
           <w:instrText xml:space="preserve"> PAGEREF _Toc225450069 \h </w:instrText>
-        </w:r>
-        <w:r>
-          <w:rPr>
-            <w:noProof/>
-            <w:webHidden/>
-          </w:rPr>
-        </w:r>
-        <w:r>
-          <w:rPr>
-            <w:noProof/>
-            <w:webHidden/>
-          </w:rPr>
           <w:fldChar w:fldCharType="separate"/>
-        </w:r>
-        <w:r>
-          <w:rPr>
-            <w:noProof/>
-            <w:webHidden/>
-          </w:rPr>
           <w:t>16</w:t>
-        </w:r>
-        <w:r>
-          <w:rPr>
-            <w:noProof/>
-            <w:webHidden/>
-          </w:rPr>
           <w:fldChar w:fldCharType="end"/>
         </w:r>
       </w:hyperlink>
@@ -2021,46 +1009,10 @@
             <w:webHidden/>
           </w:rPr>
           <w:tab/>
-        </w:r>
-        <w:r>
-          <w:rPr>
-            <w:noProof/>
-            <w:webHidden/>
-          </w:rPr>
           <w:fldChar w:fldCharType="begin"/>
-        </w:r>
-        <w:r>
-          <w:rPr>
-            <w:noProof/>
-            <w:webHidden/>
-          </w:rPr>
           <w:instrText xml:space="preserve"> PAGEREF _Toc225450070 \h </w:instrText>
-        </w:r>
-        <w:r>
-          <w:rPr>
-            <w:noProof/>
-            <w:webHidden/>
-          </w:rPr>
-        </w:r>
-        <w:r>
-          <w:rPr>
-            <w:noProof/>
-            <w:webHidden/>
-          </w:rPr>
           <w:fldChar w:fldCharType="separate"/>
-        </w:r>
-        <w:r>
-          <w:rPr>
-            <w:noProof/>
-            <w:webHidden/>
-          </w:rPr>
           <w:t>17</w:t>
-        </w:r>
-        <w:r>
-          <w:rPr>
-            <w:noProof/>
-            <w:webHidden/>
-          </w:rPr>
           <w:fldChar w:fldCharType="end"/>
         </w:r>
       </w:hyperlink>
@@ -2089,46 +1041,10 @@
             <w:webHidden/>
           </w:rPr>
           <w:tab/>
-        </w:r>
-        <w:r>
-          <w:rPr>
-            <w:noProof/>
-            <w:webHidden/>
-          </w:rPr>
           <w:fldChar w:fldCharType="begin"/>
-        </w:r>
-        <w:r>
-          <w:rPr>
-            <w:noProof/>
-            <w:webHidden/>
-          </w:rPr>
           <w:instrText xml:space="preserve"> PAGEREF _Toc225450071 \h </w:instrText>
-        </w:r>
-        <w:r>
-          <w:rPr>
-            <w:noProof/>
-            <w:webHidden/>
-          </w:rPr>
-        </w:r>
-        <w:r>
-          <w:rPr>
-            <w:noProof/>
-            <w:webHidden/>
-          </w:rPr>
           <w:fldChar w:fldCharType="separate"/>
-        </w:r>
-        <w:r>
-          <w:rPr>
-            <w:noProof/>
-            <w:webHidden/>
-          </w:rPr>
           <w:t>17</w:t>
-        </w:r>
-        <w:r>
-          <w:rPr>
-            <w:noProof/>
-            <w:webHidden/>
-          </w:rPr>
           <w:fldChar w:fldCharType="end"/>
         </w:r>
       </w:hyperlink>
@@ -2171,13 +1087,7 @@
         <w:ind w:firstLine="709"/>
       </w:pPr>
       <w:r>
-        <w:t xml:space="preserve">Целью данного документа </w:t>
-      </w:r>
-      <w:r>
-        <w:t>является детальное описание информационной системы GreenStock2, предназначенной для автоматизации учета товаров на складе. Документ определяет функциональные и нефункциональные требования к системе, описывает пользовательские роли, сценарии использования и</w:t>
-      </w:r>
-      <w:r>
-        <w:t xml:space="preserve"> структуру базы данных. Он служит основой для разработки, тестирования и дальнейшего развития проекта.</w:t>
+        <w:t>Целью данного документа является детальное описание информационной системы GreenStock2, предназначенной для автоматизации учета товаров на складе. Документ определяет функциональные и нефункциональные требования к системе, описывает пользовательские роли, сценарии использования и структуру базы данных. Он служит основой для разработки, тестирования и дальнейшего развития проекта.</w:t>
       </w:r>
     </w:p>
     <w:p>
@@ -2452,13 +1362,7 @@
               <w:rPr>
                 <w:sz w:val="24"/>
               </w:rPr>
-              <w:t xml:space="preserve">Добавление, </w:t>
-            </w:r>
-            <w:r>
-              <w:rPr>
-                <w:sz w:val="24"/>
-              </w:rPr>
-              <w:t>редактирование и удаление категорий товаров</w:t>
+              <w:t>Добавление, редактирование и удаление категорий товаров</w:t>
             </w:r>
           </w:p>
         </w:tc>
@@ -2582,10 +1486,7 @@
       </w:pPr>
       <w:bookmarkStart w:id="3" w:name="_Toc225450045"/>
       <w:r>
-        <w:t xml:space="preserve">1.3. Определения, акронимы и </w:t>
-      </w:r>
-      <w:r>
-        <w:t>сокращения</w:t>
+        <w:t>1.3. Определения, акронимы и сокращения</w:t>
       </w:r>
       <w:bookmarkEnd w:id="3"/>
     </w:p>
@@ -2845,47 +1746,11 @@
             <w:pPr>
               <w:spacing w:after="0"/>
             </w:pPr>
-            <w:proofErr w:type="spellStart"/>
-            <w:r>
-              <w:rPr>
-                <w:sz w:val="24"/>
-              </w:rPr>
-              <w:t>Create</w:t>
-            </w:r>
-            <w:proofErr w:type="spellEnd"/>
-            <w:r>
-              <w:rPr>
-                <w:sz w:val="24"/>
-              </w:rPr>
-              <w:t xml:space="preserve">, </w:t>
-            </w:r>
-            <w:proofErr w:type="spellStart"/>
-            <w:r>
-              <w:rPr>
-                <w:sz w:val="24"/>
-              </w:rPr>
-              <w:t>Read</w:t>
-            </w:r>
-            <w:proofErr w:type="spellEnd"/>
-            <w:r>
-              <w:rPr>
-                <w:sz w:val="24"/>
-              </w:rPr>
-              <w:t xml:space="preserve">, Update, </w:t>
-            </w:r>
-            <w:proofErr w:type="spellStart"/>
-            <w:r>
-              <w:rPr>
-                <w:sz w:val="24"/>
-              </w:rPr>
-              <w:t>Delete</w:t>
-            </w:r>
-            <w:proofErr w:type="spellEnd"/>
-            <w:r>
-              <w:rPr>
-                <w:sz w:val="24"/>
-              </w:rPr>
-              <w:t xml:space="preserve"> (Создание, Чтение, Обновление, Удаление)</w:t>
+            <w:r>
+              <w:rPr>
+                <w:sz w:val="24"/>
+              </w:rPr>
+              <w:t>Create, Read, Update, Delete (Создание, Чтение, Обновление, Удаление)</w:t>
             </w:r>
           </w:p>
         </w:tc>
@@ -2964,21 +1829,7 @@
               <w:rPr>
                 <w:sz w:val="24"/>
               </w:rPr>
-              <w:t>Сценарий использования (</w:t>
-            </w:r>
-            <w:proofErr w:type="spellStart"/>
-            <w:r>
-              <w:rPr>
-                <w:sz w:val="24"/>
-              </w:rPr>
-              <w:t>Use</w:t>
-            </w:r>
-            <w:proofErr w:type="spellEnd"/>
-            <w:r>
-              <w:rPr>
-                <w:sz w:val="24"/>
-              </w:rPr>
-              <w:t xml:space="preserve"> Case)</w:t>
+              <w:t>Сценарий использования (Use Case)</w:t>
             </w:r>
           </w:p>
         </w:tc>
@@ -3035,14 +1886,12 @@
             <w:pPr>
               <w:spacing w:after="0"/>
             </w:pPr>
-            <w:proofErr w:type="spellStart"/>
             <w:r>
               <w:rPr>
                 <w:sz w:val="24"/>
               </w:rPr>
               <w:t>WinForms</w:t>
             </w:r>
-            <w:proofErr w:type="spellEnd"/>
           </w:p>
         </w:tc>
         <w:tc>
@@ -3136,60 +1985,30 @@
               <w:rPr>
                 <w:sz w:val="24"/>
               </w:rPr>
-              <w:t>Object-</w:t>
-            </w:r>
-            <w:proofErr w:type="spellStart"/>
-            <w:r>
-              <w:rPr>
-                <w:sz w:val="24"/>
-              </w:rPr>
-              <w:t>Relational</w:t>
-            </w:r>
-            <w:proofErr w:type="spellEnd"/>
-            <w:r>
-              <w:rPr>
-                <w:sz w:val="24"/>
-              </w:rPr>
-              <w:t xml:space="preserve"> </w:t>
-            </w:r>
-            <w:proofErr w:type="spellStart"/>
-            <w:r>
-              <w:rPr>
-                <w:sz w:val="24"/>
-              </w:rPr>
-              <w:t>Mapping</w:t>
-            </w:r>
-            <w:proofErr w:type="spellEnd"/>
-            <w:r>
-              <w:rPr>
-                <w:sz w:val="24"/>
-              </w:rPr>
-              <w:t xml:space="preserve"> (Объектно-реляционное отображение)</w:t>
-            </w:r>
-          </w:p>
-        </w:tc>
-      </w:tr>
-      <w:tr>
-        <w:trPr>
-          <w:trHeight w:val="350"/>
-        </w:trPr>
-        <w:tc>
-          <w:tcPr>
-            <w:tcW w:w="2500" w:type="dxa"/>
-            <w:vAlign w:val="center"/>
-          </w:tcPr>
-          <w:p>
-            <w:pPr>
-              <w:spacing w:after="0"/>
-            </w:pPr>
-            <w:proofErr w:type="spellStart"/>
+              <w:t>Object-Relational Mapping (Объектно-реляционное отображение)</w:t>
+            </w:r>
+          </w:p>
+        </w:tc>
+      </w:tr>
+      <w:tr>
+        <w:trPr>
+          <w:trHeight w:val="350"/>
+        </w:trPr>
+        <w:tc>
+          <w:tcPr>
+            <w:tcW w:w="2500" w:type="dxa"/>
+            <w:vAlign w:val="center"/>
+          </w:tcPr>
+          <w:p>
+            <w:pPr>
+              <w:spacing w:after="0"/>
+            </w:pPr>
             <w:r>
               <w:rPr>
                 <w:sz w:val="24"/>
               </w:rPr>
               <w:t>BCrypt</w:t>
             </w:r>
-            <w:proofErr w:type="spellEnd"/>
           </w:p>
         </w:tc>
         <w:tc>
@@ -3234,18 +2053,7 @@
         <w:ind w:left="709"/>
       </w:pPr>
       <w:r>
-        <w:t>• Раздел 1. Введение</w:t>
-      </w:r>
-      <w:proofErr w:type="gramStart"/>
-      <w:r>
-        <w:t>: Определяет</w:t>
-      </w:r>
-      <w:proofErr w:type="gramEnd"/>
-      <w:r>
-        <w:t xml:space="preserve"> цель документа, кратко описывает возмож</w:t>
-      </w:r>
-      <w:r>
-        <w:t>ности системы и содержит глоссарий терминов.</w:t>
+        <w:t>• Раздел 1. Введение: Определяет цель документа, кратко описывает возможности системы и содержит глоссарий терминов.</w:t>
       </w:r>
     </w:p>
     <w:p>
@@ -3253,15 +2061,7 @@
         <w:ind w:left="709"/>
       </w:pPr>
       <w:r>
-        <w:t>• Раздел 2. Обзор системы</w:t>
-      </w:r>
-      <w:proofErr w:type="gramStart"/>
-      <w:r>
-        <w:t>: Представляет</w:t>
-      </w:r>
-      <w:proofErr w:type="gramEnd"/>
-      <w:r>
-        <w:t xml:space="preserve"> типы пользователей, их пользовательские истории, варианты использования и общие нефункциональные требования.</w:t>
+        <w:t>• Раздел 2. Обзор системы: Представляет типы пользователей, их пользовательские истории, варианты использования и общие нефункциональные требования.</w:t>
       </w:r>
     </w:p>
     <w:p>
@@ -3269,18 +2069,7 @@
         <w:ind w:left="709"/>
       </w:pPr>
       <w:r>
-        <w:t>• Раздел 3. Детальные требования</w:t>
-      </w:r>
-      <w:proofErr w:type="gramStart"/>
-      <w:r>
-        <w:t>: Подробно</w:t>
-      </w:r>
-      <w:proofErr w:type="gramEnd"/>
-      <w:r>
-        <w:t xml:space="preserve"> описывает </w:t>
-      </w:r>
-      <w:r>
-        <w:t>функциональные требования, требования к пользовательским интерфейсам, логической структуре базы данных и другие нефункциональные требования.</w:t>
+        <w:t>• Раздел 3. Детальные требования: Подробно описывает функциональные требования, требования к пользовательским интерфейсам, логической структуре базы данных и другие нефункциональные требования.</w:t>
       </w:r>
     </w:p>
     <w:p>
@@ -3314,10 +2103,7 @@
         <w:ind w:firstLine="709"/>
       </w:pPr>
       <w:r>
-        <w:t>В системе предусмотрены две основные роли пользоват</w:t>
-      </w:r>
-      <w:r>
-        <w:t>елей, каждая из которых имеет свой уровень доступа к функционалу:</w:t>
+        <w:t>В системе предусмотрены две основные роли пользователей, каждая из которых имеет свой уровень доступа к функционалу:</w:t>
       </w:r>
     </w:p>
     <w:tbl>
@@ -3445,44 +2231,24 @@
               <w:rPr>
                 <w:sz w:val="24"/>
               </w:rPr>
-              <w:t xml:space="preserve">Создается через </w:t>
-            </w:r>
-            <w:proofErr w:type="spellStart"/>
-            <w:r>
-              <w:rPr>
-                <w:sz w:val="24"/>
-              </w:rPr>
-              <w:t>PostgreSQL</w:t>
-            </w:r>
-            <w:proofErr w:type="spellEnd"/>
-            <w:r>
-              <w:rPr>
-                <w:sz w:val="24"/>
-              </w:rPr>
-              <w:t xml:space="preserve"> при установке системы</w:t>
-            </w:r>
-          </w:p>
-        </w:tc>
-        <w:tc>
-          <w:tcPr>
-            <w:tcW w:w="2500" w:type="dxa"/>
-            <w:vAlign w:val="center"/>
-          </w:tcPr>
-          <w:p>
-            <w:pPr>
-              <w:spacing w:after="0"/>
-            </w:pPr>
-            <w:r>
-              <w:rPr>
-                <w:sz w:val="24"/>
-              </w:rPr>
-              <w:t xml:space="preserve">Добавление/редактирование/удаление товаров и категорий. Просмотр каталога, остатков и истории </w:t>
-            </w:r>
-            <w:r>
-              <w:rPr>
-                <w:sz w:val="24"/>
-              </w:rPr>
-              <w:t>отгрузок. Выход из аккаунта</w:t>
+              <w:t>Создается через PostgreSQL при установке системы</w:t>
+            </w:r>
+          </w:p>
+        </w:tc>
+        <w:tc>
+          <w:tcPr>
+            <w:tcW w:w="2500" w:type="dxa"/>
+            <w:vAlign w:val="center"/>
+          </w:tcPr>
+          <w:p>
+            <w:pPr>
+              <w:spacing w:after="0"/>
+            </w:pPr>
+            <w:r>
+              <w:rPr>
+                <w:sz w:val="24"/>
+              </w:rPr>
+              <w:t>Добавление/редактирование/удаление товаров и категорий. Просмотр каталога, остатков и истории отгрузок. Выход из аккаунта</w:t>
             </w:r>
           </w:p>
         </w:tc>
@@ -3660,13 +2426,7 @@
               <w:rPr>
                 <w:sz w:val="24"/>
               </w:rPr>
-              <w:t xml:space="preserve">Регистрация в </w:t>
-            </w:r>
-            <w:r>
-              <w:rPr>
-                <w:sz w:val="24"/>
-              </w:rPr>
-              <w:t>системе</w:t>
+              <w:t>Регистрация в системе</w:t>
             </w:r>
           </w:p>
         </w:tc>
@@ -4148,13 +2908,7 @@
               <w:rPr>
                 <w:sz w:val="24"/>
               </w:rPr>
-              <w:t xml:space="preserve">✗ </w:t>
-            </w:r>
-            <w:r>
-              <w:rPr>
-                <w:sz w:val="24"/>
-              </w:rPr>
-              <w:t>(только автоматически)</w:t>
+              <w:t>✗ (только автоматически)</w:t>
             </w:r>
           </w:p>
         </w:tc>
@@ -4391,15 +3145,7 @@
       <w:bookmarkStart w:id="7" w:name="_Toc225450049"/>
       <w:r>
         <w:lastRenderedPageBreak/>
-        <w:t xml:space="preserve">2.2. Пользовательские истории (User </w:t>
-      </w:r>
-      <w:proofErr w:type="spellStart"/>
-      <w:r>
-        <w:t>Stories</w:t>
-      </w:r>
-      <w:proofErr w:type="spellEnd"/>
-      <w:r>
-        <w:t>)</w:t>
+        <w:t>2.2. Пользовательские истории (User Stories)</w:t>
       </w:r>
       <w:bookmarkEnd w:id="7"/>
     </w:p>
@@ -5004,13 +3750,7 @@
               <w:rPr>
                 <w:sz w:val="24"/>
               </w:rPr>
-              <w:t xml:space="preserve">видеть </w:t>
-            </w:r>
-            <w:r>
-              <w:rPr>
-                <w:sz w:val="24"/>
-              </w:rPr>
-              <w:t>текущий остаток по каждому товару</w:t>
+              <w:t>видеть текущий остаток по каждому товару</w:t>
             </w:r>
           </w:p>
         </w:tc>
@@ -5550,10 +4290,7 @@
       </w:pPr>
       <w:bookmarkStart w:id="8" w:name="_Toc225450050"/>
       <w:r>
-        <w:t xml:space="preserve">2.3. Нефункциональные </w:t>
-      </w:r>
-      <w:r>
-        <w:t>требования</w:t>
+        <w:t>2.3. Нефункциональные требования</w:t>
       </w:r>
       <w:bookmarkEnd w:id="8"/>
     </w:p>
@@ -5700,21 +4437,7 @@
               <w:rPr>
                 <w:sz w:val="24"/>
               </w:rPr>
-              <w:t xml:space="preserve">.NET (Windows </w:t>
-            </w:r>
-            <w:proofErr w:type="spellStart"/>
-            <w:r>
-              <w:rPr>
-                <w:sz w:val="24"/>
-              </w:rPr>
-              <w:t>Forms</w:t>
-            </w:r>
-            <w:proofErr w:type="spellEnd"/>
-            <w:r>
-              <w:rPr>
-                <w:sz w:val="24"/>
-              </w:rPr>
-              <w:t>)</w:t>
+              <w:t>.NET (Windows Forms)</w:t>
             </w:r>
           </w:p>
         </w:tc>
@@ -5750,14 +4473,12 @@
             <w:pPr>
               <w:spacing w:after="0"/>
             </w:pPr>
-            <w:proofErr w:type="spellStart"/>
             <w:r>
               <w:rPr>
                 <w:sz w:val="24"/>
               </w:rPr>
               <w:t>PostgreSQL</w:t>
             </w:r>
-            <w:proofErr w:type="spellEnd"/>
           </w:p>
         </w:tc>
       </w:tr>
@@ -5791,19 +4512,11 @@
             <w:pPr>
               <w:spacing w:after="0"/>
             </w:pPr>
-            <w:proofErr w:type="spellStart"/>
-            <w:r>
-              <w:rPr>
-                <w:sz w:val="24"/>
-              </w:rPr>
-              <w:t>Entity</w:t>
-            </w:r>
-            <w:proofErr w:type="spellEnd"/>
-            <w:r>
-              <w:rPr>
-                <w:sz w:val="24"/>
-              </w:rPr>
-              <w:t xml:space="preserve"> Framework Core</w:t>
+            <w:r>
+              <w:rPr>
+                <w:sz w:val="24"/>
+              </w:rPr>
+              <w:t>Entity Framework Core</w:t>
             </w:r>
           </w:p>
         </w:tc>
@@ -5842,16 +4555,8 @@
               <w:rPr>
                 <w:sz w:val="24"/>
               </w:rPr>
-              <w:t xml:space="preserve">Хеширование паролей пользователей с использованием алгоритма </w:t>
-            </w:r>
-            <w:proofErr w:type="spellStart"/>
-            <w:r>
-              <w:rPr>
-                <w:sz w:val="24"/>
-              </w:rPr>
-              <w:t>BCrypt</w:t>
-            </w:r>
-            <w:proofErr w:type="spellEnd"/>
+              <w:t>Хеширование паролей пользователей с использованием алгоритма BCrypt</w:t>
+            </w:r>
           </w:p>
         </w:tc>
       </w:tr>
@@ -5889,35 +4594,7 @@
               <w:rPr>
                 <w:sz w:val="24"/>
               </w:rPr>
-              <w:t xml:space="preserve">Клиент-серверная (толстый клиент </w:t>
-            </w:r>
-            <w:proofErr w:type="spellStart"/>
-            <w:r>
-              <w:rPr>
-                <w:sz w:val="24"/>
-              </w:rPr>
-              <w:t>WinForms</w:t>
-            </w:r>
-            <w:proofErr w:type="spellEnd"/>
-            <w:r>
-              <w:rPr>
-                <w:sz w:val="24"/>
-              </w:rPr>
-              <w:t xml:space="preserve"> + БД </w:t>
-            </w:r>
-            <w:proofErr w:type="spellStart"/>
-            <w:r>
-              <w:rPr>
-                <w:sz w:val="24"/>
-              </w:rPr>
-              <w:t>PostgreSQL</w:t>
-            </w:r>
-            <w:proofErr w:type="spellEnd"/>
-            <w:r>
-              <w:rPr>
-                <w:sz w:val="24"/>
-              </w:rPr>
-              <w:t>)</w:t>
+              <w:t>Клиент-серверная (толстый клиент WinForms + БД PostgreSQL)</w:t>
             </w:r>
           </w:p>
         </w:tc>
@@ -6017,13 +4694,7 @@
               <w:rPr>
                 <w:sz w:val="24"/>
               </w:rPr>
-              <w:t xml:space="preserve">Удобство </w:t>
-            </w:r>
-            <w:r>
-              <w:rPr>
-                <w:sz w:val="24"/>
-              </w:rPr>
-              <w:t>использования</w:t>
+              <w:t>Удобство использования</w:t>
             </w:r>
           </w:p>
         </w:tc>
@@ -6136,10 +4807,7 @@
       <w:bookmarkStart w:id="9" w:name="_Toc225450051"/>
       <w:r>
         <w:lastRenderedPageBreak/>
-        <w:t xml:space="preserve">3. ДЕТАЛЬНЫЕ </w:t>
-      </w:r>
-      <w:r>
-        <w:t>ТРЕБОВАНИЯ</w:t>
+        <w:t>3. ДЕТАЛЬНЫЕ ТРЕБОВАНИЯ</w:t>
       </w:r>
       <w:bookmarkEnd w:id="9"/>
     </w:p>
@@ -6149,23 +4817,7 @@
       </w:pPr>
       <w:bookmarkStart w:id="10" w:name="_Toc225450052"/>
       <w:r>
-        <w:t>3.1. Функциональные требования (</w:t>
-      </w:r>
-      <w:proofErr w:type="spellStart"/>
-      <w:r>
-        <w:t>Use</w:t>
-      </w:r>
-      <w:proofErr w:type="spellEnd"/>
-      <w:r>
-        <w:t xml:space="preserve"> </w:t>
-      </w:r>
-      <w:proofErr w:type="spellStart"/>
-      <w:r>
-        <w:t>Cases</w:t>
-      </w:r>
-      <w:proofErr w:type="spellEnd"/>
-      <w:r>
-        <w:t>)</w:t>
+        <w:t>3.1. Функциональные требования (Use Cases)</w:t>
       </w:r>
       <w:bookmarkEnd w:id="10"/>
     </w:p>
@@ -6323,13 +4975,7 @@
               <w:rPr>
                 <w:sz w:val="24"/>
               </w:rPr>
-              <w:t xml:space="preserve">При </w:t>
-            </w:r>
-            <w:r>
-              <w:rPr>
-                <w:sz w:val="24"/>
-              </w:rPr>
-              <w:t>успешной авторизации открывается главная форма (Каталог товаров) с соответствующими правами доступа. При неуспешной авторизации выдается сообщение об ошибке, форма остается открытой.</w:t>
+              <w:t>При успешной авторизации открывается главная форма (Каталог товаров) с соответствующими правами доступа. При неуспешной авторизации выдается сообщение об ошибке, форма остается открытой.</w:t>
             </w:r>
           </w:p>
         </w:tc>
@@ -6368,13 +5014,7 @@
               <w:rPr>
                 <w:sz w:val="24"/>
               </w:rPr>
-              <w:t xml:space="preserve">TC-01 (Позитивный): Успешная авторизация Администратора; TC-02 </w:t>
-            </w:r>
-            <w:r>
-              <w:rPr>
-                <w:sz w:val="24"/>
-              </w:rPr>
-              <w:t>(Негативный): Попытка входа с неверным паролем</w:t>
+              <w:t>TC-01 (Позитивный): Успешная авторизация Администратора; TC-02 (Негативный): Попытка входа с неверным паролем</w:t>
             </w:r>
           </w:p>
         </w:tc>
@@ -6525,13 +5165,7 @@
               <w:rPr>
                 <w:sz w:val="24"/>
               </w:rPr>
-              <w:t xml:space="preserve">При </w:t>
-            </w:r>
-            <w:r>
-              <w:rPr>
-                <w:sz w:val="24"/>
-              </w:rPr>
-              <w:t>успешной регистрации учетная запись создается в БД, и пользователь может авторизоваться. При неуспешной регистрации (логин занят, пароли не совпадают) выдается сообщение об ошибке.</w:t>
+              <w:t>При успешной регистрации учетная запись создается в БД, и пользователь может авторизоваться. При неуспешной регистрации (логин занят, пароли не совпадают) выдается сообщение об ошибке.</w:t>
             </w:r>
           </w:p>
         </w:tc>
@@ -6570,13 +5204,7 @@
               <w:rPr>
                 <w:sz w:val="24"/>
               </w:rPr>
-              <w:t>TC-03 (Позитивный): Успешная регистрация кладовщика; TC-04 (Негат</w:t>
-            </w:r>
-            <w:r>
-              <w:rPr>
-                <w:sz w:val="24"/>
-              </w:rPr>
-              <w:t>ивный): Попытка регистрации с занятым логином; TC-05 (Негативный): Пароли не совпадают при регистрации</w:t>
+              <w:t>TC-03 (Позитивный): Успешная регистрация кладовщика; TC-04 (Негативный): Попытка регистрации с занятым логином; TC-05 (Негативный): Пароли не совпадают при регистрации</w:t>
             </w:r>
           </w:p>
         </w:tc>
@@ -6698,13 +5326,7 @@
               <w:rPr>
                 <w:sz w:val="24"/>
               </w:rPr>
-              <w:t>Пользователь просматривает список товар</w:t>
-            </w:r>
-            <w:r>
-              <w:rPr>
-                <w:sz w:val="24"/>
-              </w:rPr>
-              <w:t>ов, может использовать поиск и фильтрацию по категориям</w:t>
+              <w:t>Пользователь просматривает список товаров, может использовать поиск и фильтрацию по категориям</w:t>
             </w:r>
           </w:p>
         </w:tc>
@@ -6744,13 +5366,7 @@
               <w:rPr>
                 <w:sz w:val="24"/>
               </w:rPr>
-              <w:t xml:space="preserve">Отображается актуальный список товаров. Для Администратора доступны кнопки управления. Для Кладовщика кнопки управления неактивны, пункты меню «Категории» и «История» скрыты. Если </w:t>
-            </w:r>
-            <w:r>
-              <w:rPr>
-                <w:sz w:val="24"/>
-              </w:rPr>
-              <w:t>товаров в БД нет — таблица пуста, отображается сообщение «Товары не найдены».</w:t>
+              <w:t>Отображается актуальный список товаров. Для Администратора доступны кнопки управления. Для Кладовщика кнопки управления неактивны, пункты меню «Категории» и «История» скрыты. Если товаров в БД нет — таблица пуста, отображается сообщение «Товары не найдены».</w:t>
             </w:r>
           </w:p>
         </w:tc>
@@ -6801,10 +5417,7 @@
         <w:ind w:firstLine="709"/>
       </w:pPr>
       <w:r>
-        <w:t>UC-04: Добавл</w:t>
-      </w:r>
-      <w:r>
-        <w:t>ение нового товара</w:t>
+        <w:t>UC-04: Добавление нового товара</w:t>
       </w:r>
     </w:p>
     <w:tbl>
@@ -6943,13 +5556,7 @@
               <w:rPr>
                 <w:sz w:val="24"/>
               </w:rPr>
-              <w:t>Новый товар сохраняется в БД. При неуспешно</w:t>
-            </w:r>
-            <w:r>
-              <w:rPr>
-                <w:sz w:val="24"/>
-              </w:rPr>
-              <w:t>м добавлении (дубликат артикула) выдается сообщение об ошибке.</w:t>
+              <w:t>Новый товар сохраняется в БД. При неуспешном добавлении (дубликат артикула) выдается сообщение об ошибке.</w:t>
             </w:r>
           </w:p>
         </w:tc>
@@ -7139,13 +5746,7 @@
               <w:rPr>
                 <w:sz w:val="24"/>
               </w:rPr>
-              <w:t>Изменения сохраняются в БД. При попытке сохранить с пустыми обязательным</w:t>
-            </w:r>
-            <w:r>
-              <w:rPr>
-                <w:sz w:val="24"/>
-              </w:rPr>
-              <w:t>и полями выводится сообщение «Заполните все обязательные поля», сохранение отменяется.</w:t>
+              <w:t>Изменения сохраняются в БД. При попытке сохранить с пустыми обязательными полями выводится сообщение «Заполните все обязательные поля», сохранение отменяется.</w:t>
             </w:r>
           </w:p>
         </w:tc>
@@ -7297,13 +5898,7 @@
               <w:rPr>
                 <w:sz w:val="24"/>
               </w:rPr>
-              <w:t xml:space="preserve">Администратор удаляет выбранный товар из </w:t>
-            </w:r>
-            <w:r>
-              <w:rPr>
-                <w:sz w:val="24"/>
-              </w:rPr>
-              <w:t>каталога после подтверждения</w:t>
+              <w:t>Администратор удаляет выбранный товар из каталога после подтверждения</w:t>
             </w:r>
           </w:p>
         </w:tc>
@@ -7581,13 +6176,7 @@
               <w:rPr>
                 <w:sz w:val="24"/>
               </w:rPr>
-              <w:t>TC-16 (Позитивный): Успешное добавление уникальной кате</w:t>
-            </w:r>
-            <w:r>
-              <w:rPr>
-                <w:sz w:val="24"/>
-              </w:rPr>
-              <w:t>гории; TC-17 (Негативный): Попытка добавления категории с существующим названием</w:t>
+              <w:t>TC-16 (Позитивный): Успешное добавление уникальной категории; TC-17 (Негативный): Попытка добавления категории с существующим названием</w:t>
             </w:r>
           </w:p>
         </w:tc>
@@ -7738,13 +6327,7 @@
               <w:rPr>
                 <w:sz w:val="24"/>
               </w:rPr>
-              <w:t xml:space="preserve">Изменения </w:t>
-            </w:r>
-            <w:r>
-              <w:rPr>
-                <w:sz w:val="24"/>
-              </w:rPr>
-              <w:t>сохраняются в БД. При попытке сохранить название, совпадающее с другой категорией, выводится ошибка.</w:t>
+              <w:t>Изменения сохраняются в БД. При попытке сохранить название, совпадающее с другой категорией, выводится ошибка.</w:t>
             </w:r>
           </w:p>
         </w:tc>
@@ -7895,13 +6478,7 @@
               <w:rPr>
                 <w:sz w:val="24"/>
               </w:rPr>
-              <w:t>Администратор удаляе</w:t>
-            </w:r>
-            <w:r>
-              <w:rPr>
-                <w:sz w:val="24"/>
-              </w:rPr>
-              <w:t>т категорию после подтверждения</w:t>
+              <w:t>Администратор удаляет категорию после подтверждения</w:t>
             </w:r>
           </w:p>
         </w:tc>
@@ -7980,19 +6557,8 @@
                 <w:sz w:val="24"/>
               </w:rPr>
               <w:t xml:space="preserve">TC-19 (Позитивный): Подтверждение удаления пустой </w:t>
-            </w:r>
-            <w:r>
-              <w:rPr>
-                <w:sz w:val="24"/>
-              </w:rPr>
               <w:lastRenderedPageBreak/>
-              <w:t xml:space="preserve">категории; TC-20 (Негативный): Попытка </w:t>
-            </w:r>
-            <w:r>
-              <w:rPr>
-                <w:sz w:val="24"/>
-              </w:rPr>
-              <w:t>удаления категории с товарами</w:t>
+              <w:t>категории; TC-20 (Негативный): Попытка удаления категории с товарами</w:t>
             </w:r>
           </w:p>
         </w:tc>
@@ -8114,13 +6680,7 @@
               <w:rPr>
                 <w:sz w:val="24"/>
               </w:rPr>
-              <w:t>Кладовщик создает новую отгрузку, указывая получателя и добавляя позиции товаров с количеством. Система проверяет наличие тов</w:t>
-            </w:r>
-            <w:r>
-              <w:rPr>
-                <w:sz w:val="24"/>
-              </w:rPr>
-              <w:t>ара</w:t>
+              <w:t>Кладовщик создает новую отгрузку, указывая получателя и добавляя позиции товаров с количеством. Система проверяет наличие товара</w:t>
             </w:r>
           </w:p>
         </w:tc>
@@ -8198,13 +6758,7 @@
               <w:rPr>
                 <w:sz w:val="24"/>
               </w:rPr>
-              <w:t xml:space="preserve">TC-13 (Позитивный): Успешное создание отгрузки; TC-14 </w:t>
-            </w:r>
-            <w:r>
-              <w:rPr>
-                <w:sz w:val="24"/>
-              </w:rPr>
-              <w:t>(Негативный): Попытка отгрузки с недостаточным количеством; TC-15 (Негативный): Попытка отгрузки без указания получателя</w:t>
+              <w:t>TC-13 (Позитивный): Успешное создание отгрузки; TC-14 (Негативный): Попытка отгрузки с недостаточным количеством; TC-15 (Негативный): Попытка отгрузки без указания получателя</w:t>
             </w:r>
           </w:p>
         </w:tc>
@@ -8326,13 +6880,7 @@
               <w:rPr>
                 <w:sz w:val="24"/>
               </w:rPr>
-              <w:t xml:space="preserve">Администратор </w:t>
-            </w:r>
-            <w:r>
-              <w:rPr>
-                <w:sz w:val="24"/>
-              </w:rPr>
-              <w:t>просматривает список всех оформленных отгрузок</w:t>
+              <w:t>Администратор просматривает список всех оформленных отгрузок</w:t>
             </w:r>
           </w:p>
         </w:tc>
@@ -8390,10 +6938,7 @@
       <w:bookmarkStart w:id="16" w:name="_Toc225450058"/>
       <w:r>
         <w:lastRenderedPageBreak/>
-        <w:t xml:space="preserve">3.2. Требования к </w:t>
-      </w:r>
-      <w:r>
-        <w:t>пользовательским интерфейсам</w:t>
+        <w:t>3.2. Требования к пользовательским интерфейсам</w:t>
       </w:r>
       <w:bookmarkEnd w:id="16"/>
     </w:p>
@@ -8403,15 +6948,7 @@
       </w:pPr>
       <w:bookmarkStart w:id="17" w:name="_Toc225450059"/>
       <w:r>
-        <w:t>3.2.1. Форма авторизации (</w:t>
-      </w:r>
-      <w:proofErr w:type="spellStart"/>
-      <w:r>
-        <w:t>LoginForm</w:t>
-      </w:r>
-      <w:proofErr w:type="spellEnd"/>
-      <w:r>
-        <w:t>)</w:t>
+        <w:t>3.2.1. Форма авторизации (LoginForm)</w:t>
       </w:r>
       <w:bookmarkEnd w:id="17"/>
     </w:p>
@@ -8557,14 +7094,12 @@
             <w:pPr>
               <w:spacing w:after="0"/>
             </w:pPr>
-            <w:proofErr w:type="spellStart"/>
             <w:r>
               <w:rPr>
                 <w:sz w:val="24"/>
               </w:rPr>
               <w:t>Form.Text</w:t>
             </w:r>
-            <w:proofErr w:type="spellEnd"/>
           </w:p>
         </w:tc>
         <w:tc>
@@ -8632,14 +7167,12 @@
             <w:pPr>
               <w:spacing w:after="0"/>
             </w:pPr>
-            <w:proofErr w:type="spellStart"/>
             <w:r>
               <w:rPr>
                 <w:sz w:val="24"/>
               </w:rPr>
               <w:t>TextBox</w:t>
             </w:r>
-            <w:proofErr w:type="spellEnd"/>
           </w:p>
         </w:tc>
         <w:tc>
@@ -8707,14 +7240,12 @@
             <w:pPr>
               <w:spacing w:after="0"/>
             </w:pPr>
-            <w:proofErr w:type="spellStart"/>
             <w:r>
               <w:rPr>
                 <w:sz w:val="24"/>
               </w:rPr>
               <w:t>TextBox</w:t>
             </w:r>
-            <w:proofErr w:type="spellEnd"/>
           </w:p>
         </w:tc>
         <w:tc>
@@ -8782,14 +7313,12 @@
             <w:pPr>
               <w:spacing w:after="0"/>
             </w:pPr>
-            <w:proofErr w:type="spellStart"/>
             <w:r>
               <w:rPr>
                 <w:sz w:val="24"/>
               </w:rPr>
               <w:t>Button</w:t>
             </w:r>
-            <w:proofErr w:type="spellEnd"/>
           </w:p>
         </w:tc>
         <w:tc>
@@ -8818,19 +7347,11 @@
             <w:pPr>
               <w:spacing w:after="0"/>
             </w:pPr>
-            <w:proofErr w:type="spellStart"/>
-            <w:r>
-              <w:rPr>
-                <w:sz w:val="24"/>
-              </w:rPr>
-              <w:t>AcceptButton</w:t>
-            </w:r>
-            <w:proofErr w:type="spellEnd"/>
-            <w:r>
-              <w:rPr>
-                <w:sz w:val="24"/>
-              </w:rPr>
-              <w:t xml:space="preserve"> формы</w:t>
+            <w:r>
+              <w:rPr>
+                <w:sz w:val="24"/>
+              </w:rPr>
+              <w:t>AcceptButton формы</w:t>
             </w:r>
           </w:p>
         </w:tc>
@@ -8865,14 +7386,12 @@
             <w:pPr>
               <w:spacing w:after="0"/>
             </w:pPr>
-            <w:proofErr w:type="spellStart"/>
             <w:r>
               <w:rPr>
                 <w:sz w:val="24"/>
               </w:rPr>
               <w:t>LinkLabel</w:t>
             </w:r>
-            <w:proofErr w:type="spellEnd"/>
           </w:p>
         </w:tc>
         <w:tc>
@@ -8984,24 +7503,56 @@
         </w:tc>
       </w:tr>
     </w:tbl>
+    <w:p>
+      <w:pPr>
+        <w:spacing w:before="120" w:after="120"/>
+        <w:jc w:val="center"/>
+      </w:pPr>
+      <w:r>
+        <w:drawing>
+          <wp:inline xmlns:wp="http://schemas.openxmlformats.org/drawingml/2006/wordprocessingDrawing" distT="0" distB="0" distL="0" distR="0">
+            <wp:extent cx="5040000" cy="4113103"/>
+            <wp:effectExtent l="0" t="0" r="0" b="0"/>
+            <wp:docPr id="1" name="Image1"/>
+            <wp:cNvGraphicFramePr>
+              <a:graphicFrameLocks xmlns:a="http://schemas.openxmlformats.org/drawingml/2006/main" noChangeAspect="1"/>
+            </wp:cNvGraphicFramePr>
+            <a:graphic xmlns:a="http://schemas.openxmlformats.org/drawingml/2006/main">
+              <a:graphicData uri="http://schemas.openxmlformats.org/drawingml/2006/picture">
+                <pic:pic xmlns:pic="http://schemas.openxmlformats.org/drawingml/2006/picture">
+                  <pic:nvPicPr>
+                    <pic:cNvPr id="1" name="Image1"/>
+                    <pic:cNvPicPr/>
+                  </pic:nvPicPr>
+                  <pic:blipFill>
+                    <a:blip xmlns:r="http://schemas.openxmlformats.org/officeDocument/2006/relationships" r:embed="rId11"/>
+                    <a:stretch>
+                      <a:fillRect/>
+                    </a:stretch>
+                  </pic:blipFill>
+                  <pic:spPr>
+                    <a:xfrm>
+                      <a:off x="0" y="0"/>
+                      <a:ext cx="5040000" cy="4113103"/>
+                    </a:xfrm>
+                    <a:prstGeom prst="rect">
+                      <a:avLst/>
+                    </a:prstGeom>
+                  </pic:spPr>
+                </pic:pic>
+              </a:graphicData>
+            </a:graphic>
+          </wp:inline>
+        </w:drawing>
+      </w:r>
+    </w:p>
     <w:p>
       <w:pPr>
         <w:pStyle w:val="3"/>
       </w:pPr>
       <w:bookmarkStart w:id="18" w:name="_Toc225450060"/>
       <w:r>
-        <w:t xml:space="preserve">3.2.2. Форма регистрации </w:t>
-      </w:r>
-      <w:r>
-        <w:t>(</w:t>
-      </w:r>
-      <w:proofErr w:type="spellStart"/>
-      <w:r>
-        <w:t>RegisterForm</w:t>
-      </w:r>
-      <w:proofErr w:type="spellEnd"/>
-      <w:r>
-        <w:t>)</w:t>
+        <w:t>3.2.2. Форма регистрации (RegisterForm)</w:t>
       </w:r>
       <w:bookmarkEnd w:id="18"/>
     </w:p>
@@ -9147,14 +7698,12 @@
             <w:pPr>
               <w:spacing w:after="0"/>
             </w:pPr>
-            <w:proofErr w:type="spellStart"/>
             <w:r>
               <w:rPr>
                 <w:sz w:val="24"/>
               </w:rPr>
               <w:t>TextBox</w:t>
             </w:r>
-            <w:proofErr w:type="spellEnd"/>
           </w:p>
         </w:tc>
         <w:tc>
@@ -9222,14 +7771,12 @@
             <w:pPr>
               <w:spacing w:after="0"/>
             </w:pPr>
-            <w:proofErr w:type="spellStart"/>
             <w:r>
               <w:rPr>
                 <w:sz w:val="24"/>
               </w:rPr>
               <w:t>TextBox</w:t>
             </w:r>
-            <w:proofErr w:type="spellEnd"/>
           </w:p>
         </w:tc>
         <w:tc>
@@ -9297,14 +7844,12 @@
             <w:pPr>
               <w:spacing w:after="0"/>
             </w:pPr>
-            <w:proofErr w:type="spellStart"/>
             <w:r>
               <w:rPr>
                 <w:sz w:val="24"/>
               </w:rPr>
               <w:t>TextBox</w:t>
             </w:r>
-            <w:proofErr w:type="spellEnd"/>
           </w:p>
         </w:tc>
         <w:tc>
@@ -9372,14 +7917,12 @@
             <w:pPr>
               <w:spacing w:after="0"/>
             </w:pPr>
-            <w:proofErr w:type="spellStart"/>
             <w:r>
               <w:rPr>
                 <w:sz w:val="24"/>
               </w:rPr>
               <w:t>TextBox</w:t>
             </w:r>
-            <w:proofErr w:type="spellEnd"/>
           </w:p>
         </w:tc>
         <w:tc>
@@ -9447,14 +7990,12 @@
             <w:pPr>
               <w:spacing w:after="0"/>
             </w:pPr>
-            <w:proofErr w:type="spellStart"/>
             <w:r>
               <w:rPr>
                 <w:sz w:val="24"/>
               </w:rPr>
               <w:t>Button</w:t>
             </w:r>
-            <w:proofErr w:type="spellEnd"/>
           </w:p>
         </w:tc>
         <w:tc>
@@ -9522,14 +8063,12 @@
             <w:pPr>
               <w:spacing w:after="0"/>
             </w:pPr>
-            <w:proofErr w:type="spellStart"/>
             <w:r>
               <w:rPr>
                 <w:sz w:val="24"/>
               </w:rPr>
               <w:t>Button</w:t>
             </w:r>
-            <w:proofErr w:type="spellEnd"/>
           </w:p>
         </w:tc>
         <w:tc>
@@ -9568,21 +8107,56 @@
         </w:tc>
       </w:tr>
     </w:tbl>
+    <w:p>
+      <w:pPr>
+        <w:spacing w:before="120" w:after="120"/>
+        <w:jc w:val="center"/>
+      </w:pPr>
+      <w:r>
+        <w:drawing>
+          <wp:inline xmlns:wp="http://schemas.openxmlformats.org/drawingml/2006/wordprocessingDrawing" distT="0" distB="0" distL="0" distR="0">
+            <wp:extent cx="5040000" cy="4113103"/>
+            <wp:effectExtent l="0" t="0" r="0" b="0"/>
+            <wp:docPr id="2" name="Image2"/>
+            <wp:cNvGraphicFramePr>
+              <a:graphicFrameLocks xmlns:a="http://schemas.openxmlformats.org/drawingml/2006/main" noChangeAspect="1"/>
+            </wp:cNvGraphicFramePr>
+            <a:graphic xmlns:a="http://schemas.openxmlformats.org/drawingml/2006/main">
+              <a:graphicData uri="http://schemas.openxmlformats.org/drawingml/2006/picture">
+                <pic:pic xmlns:pic="http://schemas.openxmlformats.org/drawingml/2006/picture">
+                  <pic:nvPicPr>
+                    <pic:cNvPr id="2" name="Image2"/>
+                    <pic:cNvPicPr/>
+                  </pic:nvPicPr>
+                  <pic:blipFill>
+                    <a:blip xmlns:r="http://schemas.openxmlformats.org/officeDocument/2006/relationships" r:embed="rId12"/>
+                    <a:stretch>
+                      <a:fillRect/>
+                    </a:stretch>
+                  </pic:blipFill>
+                  <pic:spPr>
+                    <a:xfrm>
+                      <a:off x="0" y="0"/>
+                      <a:ext cx="5040000" cy="4113103"/>
+                    </a:xfrm>
+                    <a:prstGeom prst="rect">
+                      <a:avLst/>
+                    </a:prstGeom>
+                  </pic:spPr>
+                </pic:pic>
+              </a:graphicData>
+            </a:graphic>
+          </wp:inline>
+        </w:drawing>
+      </w:r>
+    </w:p>
     <w:p>
       <w:pPr>
         <w:pStyle w:val="3"/>
       </w:pPr>
       <w:bookmarkStart w:id="19" w:name="_Toc225450061"/>
       <w:r>
-        <w:t>3.2.3. Форма каталога товаров (</w:t>
-      </w:r>
-      <w:proofErr w:type="spellStart"/>
-      <w:r>
-        <w:t>CatalogForm</w:t>
-      </w:r>
-      <w:proofErr w:type="spellEnd"/>
-      <w:r>
-        <w:t>)</w:t>
+        <w:t>3.2.3. Форма каталога товаров (CatalogForm)</w:t>
       </w:r>
       <w:bookmarkEnd w:id="19"/>
     </w:p>
@@ -9728,14 +8302,12 @@
             <w:pPr>
               <w:spacing w:after="0"/>
             </w:pPr>
-            <w:proofErr w:type="spellStart"/>
             <w:r>
               <w:rPr>
                 <w:sz w:val="24"/>
               </w:rPr>
               <w:t>MenuStrip</w:t>
             </w:r>
-            <w:proofErr w:type="spellEnd"/>
           </w:p>
         </w:tc>
         <w:tc>
@@ -9804,14 +8376,12 @@
             <w:pPr>
               <w:spacing w:after="0"/>
             </w:pPr>
-            <w:proofErr w:type="spellStart"/>
             <w:r>
               <w:rPr>
                 <w:sz w:val="24"/>
               </w:rPr>
               <w:t>TextBox</w:t>
             </w:r>
-            <w:proofErr w:type="spellEnd"/>
           </w:p>
         </w:tc>
         <w:tc>
@@ -9879,14 +8449,12 @@
             <w:pPr>
               <w:spacing w:after="0"/>
             </w:pPr>
-            <w:proofErr w:type="spellStart"/>
             <w:r>
               <w:rPr>
                 <w:sz w:val="24"/>
               </w:rPr>
               <w:t>ComboBox</w:t>
             </w:r>
-            <w:proofErr w:type="spellEnd"/>
           </w:p>
         </w:tc>
         <w:tc>
@@ -9919,13 +8487,7 @@
               <w:rPr>
                 <w:sz w:val="24"/>
               </w:rPr>
-              <w:t xml:space="preserve">По </w:t>
-            </w:r>
-            <w:r>
-              <w:rPr>
-                <w:sz w:val="24"/>
-              </w:rPr>
-              <w:t>умолчанию «Все»</w:t>
+              <w:t>По умолчанию «Все»</w:t>
             </w:r>
           </w:p>
         </w:tc>
@@ -9960,14 +8522,12 @@
             <w:pPr>
               <w:spacing w:after="0"/>
             </w:pPr>
-            <w:proofErr w:type="spellStart"/>
             <w:r>
               <w:rPr>
                 <w:sz w:val="24"/>
               </w:rPr>
               <w:t>Button</w:t>
             </w:r>
-            <w:proofErr w:type="spellEnd"/>
           </w:p>
         </w:tc>
         <w:tc>
@@ -10035,14 +8595,12 @@
             <w:pPr>
               <w:spacing w:after="0"/>
             </w:pPr>
-            <w:proofErr w:type="spellStart"/>
             <w:r>
               <w:rPr>
                 <w:sz w:val="24"/>
               </w:rPr>
               <w:t>DataGridView</w:t>
             </w:r>
-            <w:proofErr w:type="spellEnd"/>
           </w:p>
         </w:tc>
         <w:tc>
@@ -10071,39 +8629,66 @@
             <w:pPr>
               <w:spacing w:after="0"/>
             </w:pPr>
-            <w:proofErr w:type="spellStart"/>
-            <w:r>
-              <w:rPr>
-                <w:sz w:val="24"/>
-              </w:rPr>
-              <w:t>ReadOnly</w:t>
-            </w:r>
-            <w:proofErr w:type="spellEnd"/>
-            <w:r>
-              <w:rPr>
-                <w:sz w:val="24"/>
-              </w:rPr>
-              <w:t>, колонка «Срок годности»</w:t>
+            <w:r>
+              <w:rPr>
+                <w:sz w:val="24"/>
+              </w:rPr>
+              <w:t>ReadOnly, колонка «Срок годности»</w:t>
             </w:r>
           </w:p>
         </w:tc>
       </w:tr>
     </w:tbl>
+    <w:p>
+      <w:pPr>
+        <w:spacing w:before="120" w:after="120"/>
+        <w:jc w:val="center"/>
+      </w:pPr>
+      <w:r>
+        <w:drawing>
+          <wp:inline xmlns:wp="http://schemas.openxmlformats.org/drawingml/2006/wordprocessingDrawing" distT="0" distB="0" distL="0" distR="0">
+            <wp:extent cx="5040000" cy="4113103"/>
+            <wp:effectExtent l="0" t="0" r="0" b="0"/>
+            <wp:docPr id="3" name="Image3"/>
+            <wp:cNvGraphicFramePr>
+              <a:graphicFrameLocks xmlns:a="http://schemas.openxmlformats.org/drawingml/2006/main" noChangeAspect="1"/>
+            </wp:cNvGraphicFramePr>
+            <a:graphic xmlns:a="http://schemas.openxmlformats.org/drawingml/2006/main">
+              <a:graphicData uri="http://schemas.openxmlformats.org/drawingml/2006/picture">
+                <pic:pic xmlns:pic="http://schemas.openxmlformats.org/drawingml/2006/picture">
+                  <pic:nvPicPr>
+                    <pic:cNvPr id="3" name="Image3"/>
+                    <pic:cNvPicPr/>
+                  </pic:nvPicPr>
+                  <pic:blipFill>
+                    <a:blip xmlns:r="http://schemas.openxmlformats.org/officeDocument/2006/relationships" r:embed="rId13"/>
+                    <a:stretch>
+                      <a:fillRect/>
+                    </a:stretch>
+                  </pic:blipFill>
+                  <pic:spPr>
+                    <a:xfrm>
+                      <a:off x="0" y="0"/>
+                      <a:ext cx="5040000" cy="4113103"/>
+                    </a:xfrm>
+                    <a:prstGeom prst="rect">
+                      <a:avLst/>
+                    </a:prstGeom>
+                  </pic:spPr>
+                </pic:pic>
+              </a:graphicData>
+            </a:graphic>
+          </wp:inline>
+        </w:drawing>
+      </w:r>
+    </w:p>
     <w:p>
       <w:pPr>
         <w:pStyle w:val="3"/>
       </w:pPr>
       <w:bookmarkStart w:id="20" w:name="_Toc225450062"/>
       <w:r>
-        <w:t>3.2.4. Форма товара (</w:t>
-      </w:r>
-      <w:proofErr w:type="spellStart"/>
-      <w:r>
-        <w:t>ProductForm</w:t>
-      </w:r>
-      <w:proofErr w:type="spellEnd"/>
-      <w:r>
-        <w:t>)</w:t>
+        <w:t>3.2.4. Форма товара (ProductForm)</w:t>
       </w:r>
       <w:bookmarkEnd w:id="20"/>
     </w:p>
@@ -10236,13 +8821,7 @@
               <w:rPr>
                 <w:sz w:val="24"/>
               </w:rPr>
-              <w:t xml:space="preserve">Поле </w:t>
-            </w:r>
-            <w:r>
-              <w:rPr>
-                <w:sz w:val="24"/>
-              </w:rPr>
-              <w:t>«Артикул»</w:t>
+              <w:t>Поле «Артикул»</w:t>
             </w:r>
           </w:p>
         </w:tc>
@@ -10255,14 +8834,12 @@
             <w:pPr>
               <w:spacing w:after="0"/>
             </w:pPr>
-            <w:proofErr w:type="spellStart"/>
             <w:r>
               <w:rPr>
                 <w:sz w:val="24"/>
               </w:rPr>
               <w:t>TextBox</w:t>
             </w:r>
-            <w:proofErr w:type="spellEnd"/>
           </w:p>
         </w:tc>
         <w:tc>
@@ -10295,21 +8872,7 @@
               <w:rPr>
                 <w:sz w:val="24"/>
               </w:rPr>
-              <w:t xml:space="preserve">Обязательное, </w:t>
-            </w:r>
-            <w:proofErr w:type="spellStart"/>
-            <w:r>
-              <w:rPr>
-                <w:sz w:val="24"/>
-              </w:rPr>
-              <w:t>ReadOnly</w:t>
-            </w:r>
-            <w:proofErr w:type="spellEnd"/>
-            <w:r>
-              <w:rPr>
-                <w:sz w:val="24"/>
-              </w:rPr>
-              <w:t xml:space="preserve"> при редактировании</w:t>
+              <w:t>Обязательное, ReadOnly при редактировании</w:t>
             </w:r>
           </w:p>
         </w:tc>
@@ -10344,14 +8907,12 @@
             <w:pPr>
               <w:spacing w:after="0"/>
             </w:pPr>
-            <w:proofErr w:type="spellStart"/>
             <w:r>
               <w:rPr>
                 <w:sz w:val="24"/>
               </w:rPr>
               <w:t>TextBox</w:t>
             </w:r>
-            <w:proofErr w:type="spellEnd"/>
           </w:p>
         </w:tc>
         <w:tc>
@@ -10419,14 +8980,12 @@
             <w:pPr>
               <w:spacing w:after="0"/>
             </w:pPr>
-            <w:proofErr w:type="spellStart"/>
             <w:r>
               <w:rPr>
                 <w:sz w:val="24"/>
               </w:rPr>
               <w:t>ComboBox</w:t>
             </w:r>
-            <w:proofErr w:type="spellEnd"/>
           </w:p>
         </w:tc>
         <w:tc>
@@ -10494,14 +9053,12 @@
             <w:pPr>
               <w:spacing w:after="0"/>
             </w:pPr>
-            <w:proofErr w:type="spellStart"/>
             <w:r>
               <w:rPr>
                 <w:sz w:val="24"/>
               </w:rPr>
               <w:t>NumericUpDown</w:t>
             </w:r>
-            <w:proofErr w:type="spellEnd"/>
           </w:p>
         </w:tc>
         <w:tc>
@@ -10642,14 +9199,12 @@
             <w:pPr>
               <w:spacing w:after="0"/>
             </w:pPr>
-            <w:proofErr w:type="spellStart"/>
             <w:r>
               <w:rPr>
                 <w:sz w:val="24"/>
               </w:rPr>
               <w:t>DateTimePicker</w:t>
             </w:r>
-            <w:proofErr w:type="spellEnd"/>
           </w:p>
         </w:tc>
         <w:tc>
@@ -10688,21 +9243,99 @@
         </w:tc>
       </w:tr>
     </w:tbl>
+    <w:p>
+      <w:pPr>
+        <w:spacing w:before="120" w:after="120"/>
+        <w:jc w:val="center"/>
+      </w:pPr>
+      <w:r>
+        <w:drawing>
+          <wp:inline xmlns:wp="http://schemas.openxmlformats.org/drawingml/2006/wordprocessingDrawing" distT="0" distB="0" distL="0" distR="0">
+            <wp:extent cx="5040000" cy="4113103"/>
+            <wp:effectExtent l="0" t="0" r="0" b="0"/>
+            <wp:docPr id="4" name="Image4"/>
+            <wp:cNvGraphicFramePr>
+              <a:graphicFrameLocks xmlns:a="http://schemas.openxmlformats.org/drawingml/2006/main" noChangeAspect="1"/>
+            </wp:cNvGraphicFramePr>
+            <a:graphic xmlns:a="http://schemas.openxmlformats.org/drawingml/2006/main">
+              <a:graphicData uri="http://schemas.openxmlformats.org/drawingml/2006/picture">
+                <pic:pic xmlns:pic="http://schemas.openxmlformats.org/drawingml/2006/picture">
+                  <pic:nvPicPr>
+                    <pic:cNvPr id="4" name="Image4"/>
+                    <pic:cNvPicPr/>
+                  </pic:nvPicPr>
+                  <pic:blipFill>
+                    <a:blip xmlns:r="http://schemas.openxmlformats.org/officeDocument/2006/relationships" r:embed="rId14"/>
+                    <a:stretch>
+                      <a:fillRect/>
+                    </a:stretch>
+                  </pic:blipFill>
+                  <pic:spPr>
+                    <a:xfrm>
+                      <a:off x="0" y="0"/>
+                      <a:ext cx="5040000" cy="4113103"/>
+                    </a:xfrm>
+                    <a:prstGeom prst="rect">
+                      <a:avLst/>
+                    </a:prstGeom>
+                  </pic:spPr>
+                </pic:pic>
+              </a:graphicData>
+            </a:graphic>
+          </wp:inline>
+        </w:drawing>
+      </w:r>
+    </w:p>
+    <w:p>
+      <w:pPr>
+        <w:spacing w:before="120" w:after="120"/>
+        <w:jc w:val="center"/>
+      </w:pPr>
+      <w:r>
+        <w:drawing>
+          <wp:inline xmlns:wp="http://schemas.openxmlformats.org/drawingml/2006/wordprocessingDrawing" distT="0" distB="0" distL="0" distR="0">
+            <wp:extent cx="5040000" cy="4113103"/>
+            <wp:effectExtent l="0" t="0" r="0" b="0"/>
+            <wp:docPr id="5" name="Image5"/>
+            <wp:cNvGraphicFramePr>
+              <a:graphicFrameLocks xmlns:a="http://schemas.openxmlformats.org/drawingml/2006/main" noChangeAspect="1"/>
+            </wp:cNvGraphicFramePr>
+            <a:graphic xmlns:a="http://schemas.openxmlformats.org/drawingml/2006/main">
+              <a:graphicData uri="http://schemas.openxmlformats.org/drawingml/2006/picture">
+                <pic:pic xmlns:pic="http://schemas.openxmlformats.org/drawingml/2006/picture">
+                  <pic:nvPicPr>
+                    <pic:cNvPr id="5" name="Image5"/>
+                    <pic:cNvPicPr/>
+                  </pic:nvPicPr>
+                  <pic:blipFill>
+                    <a:blip xmlns:r="http://schemas.openxmlformats.org/officeDocument/2006/relationships" r:embed="rId15"/>
+                    <a:stretch>
+                      <a:fillRect/>
+                    </a:stretch>
+                  </pic:blipFill>
+                  <pic:spPr>
+                    <a:xfrm>
+                      <a:off x="0" y="0"/>
+                      <a:ext cx="5040000" cy="4113103"/>
+                    </a:xfrm>
+                    <a:prstGeom prst="rect">
+                      <a:avLst/>
+                    </a:prstGeom>
+                  </pic:spPr>
+                </pic:pic>
+              </a:graphicData>
+            </a:graphic>
+          </wp:inline>
+        </w:drawing>
+      </w:r>
+    </w:p>
     <w:p>
       <w:pPr>
         <w:pStyle w:val="3"/>
       </w:pPr>
       <w:bookmarkStart w:id="21" w:name="_Toc225450063"/>
       <w:r>
-        <w:t>3.2.5. Форма отгрузки (</w:t>
-      </w:r>
-      <w:proofErr w:type="spellStart"/>
-      <w:r>
-        <w:t>ShipmentForm</w:t>
-      </w:r>
-      <w:proofErr w:type="spellEnd"/>
-      <w:r>
-        <w:t>)</w:t>
+        <w:t>3.2.5. Форма отгрузки (ShipmentForm)</w:t>
       </w:r>
       <w:bookmarkEnd w:id="21"/>
     </w:p>
@@ -10848,14 +9481,12 @@
             <w:pPr>
               <w:spacing w:after="0"/>
             </w:pPr>
-            <w:proofErr w:type="spellStart"/>
             <w:r>
               <w:rPr>
                 <w:sz w:val="24"/>
               </w:rPr>
               <w:t>TextBox</w:t>
             </w:r>
-            <w:proofErr w:type="spellEnd"/>
           </w:p>
         </w:tc>
         <w:tc>
@@ -10923,14 +9554,12 @@
             <w:pPr>
               <w:spacing w:after="0"/>
             </w:pPr>
-            <w:proofErr w:type="spellStart"/>
             <w:r>
               <w:rPr>
                 <w:sz w:val="24"/>
               </w:rPr>
               <w:t>ComboBox</w:t>
             </w:r>
-            <w:proofErr w:type="spellEnd"/>
           </w:p>
         </w:tc>
         <w:tc>
@@ -10998,14 +9627,12 @@
             <w:pPr>
               <w:spacing w:after="0"/>
             </w:pPr>
-            <w:proofErr w:type="spellStart"/>
             <w:r>
               <w:rPr>
                 <w:sz w:val="24"/>
               </w:rPr>
               <w:t>NumericUpDown</w:t>
             </w:r>
-            <w:proofErr w:type="spellEnd"/>
           </w:p>
         </w:tc>
         <w:tc>
@@ -11094,13 +9721,7 @@
               <w:rPr>
                 <w:sz w:val="24"/>
               </w:rPr>
-              <w:t xml:space="preserve">Текущий </w:t>
-            </w:r>
-            <w:r>
-              <w:rPr>
-                <w:sz w:val="24"/>
-              </w:rPr>
-              <w:t>остаток</w:t>
+              <w:t>Текущий остаток</w:t>
             </w:r>
           </w:p>
         </w:tc>
@@ -11153,14 +9774,12 @@
             <w:pPr>
               <w:spacing w:after="0"/>
             </w:pPr>
-            <w:proofErr w:type="spellStart"/>
             <w:r>
               <w:rPr>
                 <w:sz w:val="24"/>
               </w:rPr>
               <w:t>DataGridView</w:t>
             </w:r>
-            <w:proofErr w:type="spellEnd"/>
           </w:p>
         </w:tc>
         <w:tc>
@@ -11189,14 +9808,12 @@
             <w:pPr>
               <w:spacing w:after="0"/>
             </w:pPr>
-            <w:proofErr w:type="spellStart"/>
             <w:r>
               <w:rPr>
                 <w:sz w:val="24"/>
               </w:rPr>
               <w:t>ReadOnly</w:t>
             </w:r>
-            <w:proofErr w:type="spellEnd"/>
           </w:p>
         </w:tc>
       </w:tr>
@@ -11230,14 +9847,12 @@
             <w:pPr>
               <w:spacing w:after="0"/>
             </w:pPr>
-            <w:proofErr w:type="spellStart"/>
             <w:r>
               <w:rPr>
                 <w:sz w:val="24"/>
               </w:rPr>
               <w:t>Button</w:t>
             </w:r>
-            <w:proofErr w:type="spellEnd"/>
           </w:p>
         </w:tc>
         <w:tc>
@@ -11276,21 +9891,56 @@
         </w:tc>
       </w:tr>
     </w:tbl>
+    <w:p>
+      <w:pPr>
+        <w:spacing w:before="120" w:after="120"/>
+        <w:jc w:val="center"/>
+      </w:pPr>
+      <w:r>
+        <w:drawing>
+          <wp:inline xmlns:wp="http://schemas.openxmlformats.org/drawingml/2006/wordprocessingDrawing" distT="0" distB="0" distL="0" distR="0">
+            <wp:extent cx="5040000" cy="4113103"/>
+            <wp:effectExtent l="0" t="0" r="0" b="0"/>
+            <wp:docPr id="6" name="Image6"/>
+            <wp:cNvGraphicFramePr>
+              <a:graphicFrameLocks xmlns:a="http://schemas.openxmlformats.org/drawingml/2006/main" noChangeAspect="1"/>
+            </wp:cNvGraphicFramePr>
+            <a:graphic xmlns:a="http://schemas.openxmlformats.org/drawingml/2006/main">
+              <a:graphicData uri="http://schemas.openxmlformats.org/drawingml/2006/picture">
+                <pic:pic xmlns:pic="http://schemas.openxmlformats.org/drawingml/2006/picture">
+                  <pic:nvPicPr>
+                    <pic:cNvPr id="6" name="Image6"/>
+                    <pic:cNvPicPr/>
+                  </pic:nvPicPr>
+                  <pic:blipFill>
+                    <a:blip xmlns:r="http://schemas.openxmlformats.org/officeDocument/2006/relationships" r:embed="rId16"/>
+                    <a:stretch>
+                      <a:fillRect/>
+                    </a:stretch>
+                  </pic:blipFill>
+                  <pic:spPr>
+                    <a:xfrm>
+                      <a:off x="0" y="0"/>
+                      <a:ext cx="5040000" cy="4113103"/>
+                    </a:xfrm>
+                    <a:prstGeom prst="rect">
+                      <a:avLst/>
+                    </a:prstGeom>
+                  </pic:spPr>
+                </pic:pic>
+              </a:graphicData>
+            </a:graphic>
+          </wp:inline>
+        </w:drawing>
+      </w:r>
+    </w:p>
     <w:p>
       <w:pPr>
         <w:pStyle w:val="3"/>
       </w:pPr>
       <w:bookmarkStart w:id="22" w:name="_Toc225450064"/>
       <w:r>
-        <w:t>3.2.6. Форма истории отгрузок (</w:t>
-      </w:r>
-      <w:proofErr w:type="spellStart"/>
-      <w:r>
-        <w:t>HistoryForm</w:t>
-      </w:r>
-      <w:proofErr w:type="spellEnd"/>
-      <w:r>
-        <w:t>)</w:t>
+        <w:t>3.2.6. Форма истории отгрузок (HistoryForm)</w:t>
       </w:r>
       <w:bookmarkEnd w:id="22"/>
     </w:p>
@@ -11402,13 +10052,7 @@
               <w:rPr>
                 <w:sz w:val="24"/>
               </w:rPr>
-              <w:t xml:space="preserve">Таблица </w:t>
-            </w:r>
-            <w:r>
-              <w:rPr>
-                <w:sz w:val="24"/>
-              </w:rPr>
-              <w:t>отгрузок</w:t>
+              <w:t>Таблица отгрузок</w:t>
             </w:r>
           </w:p>
         </w:tc>
@@ -11421,14 +10065,12 @@
             <w:pPr>
               <w:spacing w:after="0"/>
             </w:pPr>
-            <w:proofErr w:type="spellStart"/>
             <w:r>
               <w:rPr>
                 <w:sz w:val="24"/>
               </w:rPr>
               <w:t>DataGridView</w:t>
             </w:r>
-            <w:proofErr w:type="spellEnd"/>
           </w:p>
         </w:tc>
         <w:tc>
@@ -11444,16 +10086,8 @@
               <w:rPr>
                 <w:sz w:val="24"/>
               </w:rPr>
-              <w:t>Список накладных: №, Дата, Получатель</w:t>
-            </w:r>
-            <w:proofErr w:type="gramStart"/>
-            <w:r>
-              <w:rPr>
-                <w:sz w:val="24"/>
-              </w:rPr>
-              <w:t>, Создал</w:t>
-            </w:r>
-            <w:proofErr w:type="gramEnd"/>
+              <w:t>Список накладных: №, Дата, Получатель, Создал</w:t>
+            </w:r>
           </w:p>
         </w:tc>
       </w:tr>
@@ -11487,14 +10121,12 @@
             <w:pPr>
               <w:spacing w:after="0"/>
             </w:pPr>
-            <w:proofErr w:type="spellStart"/>
             <w:r>
               <w:rPr>
                 <w:sz w:val="24"/>
               </w:rPr>
               <w:t>DataGridView</w:t>
             </w:r>
-            <w:proofErr w:type="spellEnd"/>
           </w:p>
         </w:tc>
         <w:tc>
@@ -11545,14 +10177,12 @@
             <w:pPr>
               <w:spacing w:after="0"/>
             </w:pPr>
-            <w:proofErr w:type="spellStart"/>
             <w:r>
               <w:rPr>
                 <w:sz w:val="24"/>
               </w:rPr>
               <w:t>Button</w:t>
             </w:r>
-            <w:proofErr w:type="spellEnd"/>
           </w:p>
         </w:tc>
         <w:tc>
@@ -11574,21 +10204,56 @@
         </w:tc>
       </w:tr>
     </w:tbl>
+    <w:p>
+      <w:pPr>
+        <w:spacing w:before="120" w:after="120"/>
+        <w:jc w:val="center"/>
+      </w:pPr>
+      <w:r>
+        <w:drawing>
+          <wp:inline xmlns:wp="http://schemas.openxmlformats.org/drawingml/2006/wordprocessingDrawing" distT="0" distB="0" distL="0" distR="0">
+            <wp:extent cx="5040000" cy="4113103"/>
+            <wp:effectExtent l="0" t="0" r="0" b="0"/>
+            <wp:docPr id="7" name="Image7"/>
+            <wp:cNvGraphicFramePr>
+              <a:graphicFrameLocks xmlns:a="http://schemas.openxmlformats.org/drawingml/2006/main" noChangeAspect="1"/>
+            </wp:cNvGraphicFramePr>
+            <a:graphic xmlns:a="http://schemas.openxmlformats.org/drawingml/2006/main">
+              <a:graphicData uri="http://schemas.openxmlformats.org/drawingml/2006/picture">
+                <pic:pic xmlns:pic="http://schemas.openxmlformats.org/drawingml/2006/picture">
+                  <pic:nvPicPr>
+                    <pic:cNvPr id="7" name="Image7"/>
+                    <pic:cNvPicPr/>
+                  </pic:nvPicPr>
+                  <pic:blipFill>
+                    <a:blip xmlns:r="http://schemas.openxmlformats.org/officeDocument/2006/relationships" r:embed="rId17"/>
+                    <a:stretch>
+                      <a:fillRect/>
+                    </a:stretch>
+                  </pic:blipFill>
+                  <pic:spPr>
+                    <a:xfrm>
+                      <a:off x="0" y="0"/>
+                      <a:ext cx="5040000" cy="4113103"/>
+                    </a:xfrm>
+                    <a:prstGeom prst="rect">
+                      <a:avLst/>
+                    </a:prstGeom>
+                  </pic:spPr>
+                </pic:pic>
+              </a:graphicData>
+            </a:graphic>
+          </wp:inline>
+        </w:drawing>
+      </w:r>
+    </w:p>
     <w:p>
       <w:pPr>
         <w:pStyle w:val="3"/>
       </w:pPr>
       <w:bookmarkStart w:id="23" w:name="_Toc225450065"/>
       <w:r>
-        <w:t>3.2.7. Форма категорий (</w:t>
-      </w:r>
-      <w:proofErr w:type="spellStart"/>
-      <w:r>
-        <w:t>CategoryForm</w:t>
-      </w:r>
-      <w:proofErr w:type="spellEnd"/>
-      <w:r>
-        <w:t>)</w:t>
+        <w:t>3.2.7. Форма категорий (CategoryForm)</w:t>
       </w:r>
       <w:bookmarkEnd w:id="23"/>
     </w:p>
@@ -11734,14 +10399,12 @@
             <w:pPr>
               <w:spacing w:after="0"/>
             </w:pPr>
-            <w:proofErr w:type="spellStart"/>
             <w:r>
               <w:rPr>
                 <w:sz w:val="24"/>
               </w:rPr>
               <w:t>DataGridView</w:t>
             </w:r>
-            <w:proofErr w:type="spellEnd"/>
           </w:p>
         </w:tc>
         <w:tc>
@@ -11770,14 +10433,12 @@
             <w:pPr>
               <w:spacing w:after="0"/>
             </w:pPr>
-            <w:proofErr w:type="spellStart"/>
             <w:r>
               <w:rPr>
                 <w:sz w:val="24"/>
               </w:rPr>
               <w:t>ReadOnly</w:t>
             </w:r>
-            <w:proofErr w:type="spellEnd"/>
           </w:p>
         </w:tc>
       </w:tr>
@@ -11811,14 +10472,12 @@
             <w:pPr>
               <w:spacing w:after="0"/>
             </w:pPr>
-            <w:proofErr w:type="spellStart"/>
             <w:r>
               <w:rPr>
                 <w:sz w:val="24"/>
               </w:rPr>
               <w:t>TextBox</w:t>
             </w:r>
-            <w:proofErr w:type="spellEnd"/>
           </w:p>
         </w:tc>
         <w:tc>
@@ -11886,14 +10545,12 @@
             <w:pPr>
               <w:spacing w:after="0"/>
             </w:pPr>
-            <w:proofErr w:type="spellStart"/>
             <w:r>
               <w:rPr>
                 <w:sz w:val="24"/>
               </w:rPr>
               <w:t>Button</w:t>
             </w:r>
-            <w:proofErr w:type="spellEnd"/>
           </w:p>
         </w:tc>
         <w:tc>
@@ -11926,18 +10583,55 @@
               <w:rPr>
                 <w:sz w:val="24"/>
               </w:rPr>
-              <w:t xml:space="preserve">«Удалить» — проверка на </w:t>
-            </w:r>
-            <w:r>
-              <w:rPr>
-                <w:sz w:val="24"/>
-              </w:rPr>
-              <w:t>наличие товаров</w:t>
+              <w:t>«Удалить» — проверка на наличие товаров</w:t>
             </w:r>
           </w:p>
         </w:tc>
       </w:tr>
     </w:tbl>
+    <w:p>
+      <w:pPr>
+        <w:spacing w:before="120" w:after="120"/>
+        <w:jc w:val="center"/>
+      </w:pPr>
+      <w:r>
+        <w:drawing>
+          <wp:inline xmlns:wp="http://schemas.openxmlformats.org/drawingml/2006/wordprocessingDrawing" distT="0" distB="0" distL="0" distR="0">
+            <wp:extent cx="5040000" cy="4113103"/>
+            <wp:effectExtent l="0" t="0" r="0" b="0"/>
+            <wp:docPr id="8" name="Image8"/>
+            <wp:cNvGraphicFramePr>
+              <a:graphicFrameLocks xmlns:a="http://schemas.openxmlformats.org/drawingml/2006/main" noChangeAspect="1"/>
+            </wp:cNvGraphicFramePr>
+            <a:graphic xmlns:a="http://schemas.openxmlformats.org/drawingml/2006/main">
+              <a:graphicData uri="http://schemas.openxmlformats.org/drawingml/2006/picture">
+                <pic:pic xmlns:pic="http://schemas.openxmlformats.org/drawingml/2006/picture">
+                  <pic:nvPicPr>
+                    <pic:cNvPr id="8" name="Image8"/>
+                    <pic:cNvPicPr/>
+                  </pic:nvPicPr>
+                  <pic:blipFill>
+                    <a:blip xmlns:r="http://schemas.openxmlformats.org/officeDocument/2006/relationships" r:embed="rId18"/>
+                    <a:stretch>
+                      <a:fillRect/>
+                    </a:stretch>
+                  </pic:blipFill>
+                  <pic:spPr>
+                    <a:xfrm>
+                      <a:off x="0" y="0"/>
+                      <a:ext cx="5040000" cy="4113103"/>
+                    </a:xfrm>
+                    <a:prstGeom prst="rect">
+                      <a:avLst/>
+                    </a:prstGeom>
+                  </pic:spPr>
+                </pic:pic>
+              </a:graphicData>
+            </a:graphic>
+          </wp:inline>
+        </w:drawing>
+      </w:r>
+    </w:p>
     <w:p>
       <w:r>
         <w:br w:type="page"/>
@@ -11959,15 +10653,7 @@
         <w:ind w:firstLine="709"/>
       </w:pPr>
       <w:r>
-        <w:t xml:space="preserve">Логическая структура базы данных разработана для хранения информации о пользователях, категориях товаров, самих товарах, отгрузках и позициях в отгрузках. Используется СУБД </w:t>
-      </w:r>
-      <w:proofErr w:type="spellStart"/>
-      <w:r>
-        <w:t>PostgreSQL</w:t>
-      </w:r>
-      <w:proofErr w:type="spellEnd"/>
-      <w:r>
-        <w:t>.</w:t>
+        <w:t>Логическая структура базы данных разработана для хранения информации о пользователях, категориях товаров, самих товарах, отгрузках и позициях в отгрузках. Используется СУБД PostgreSQL.</w:t>
       </w:r>
     </w:p>
     <w:p>
@@ -11976,17 +10662,9 @@
       </w:pPr>
       <w:bookmarkStart w:id="25" w:name="_Toc225450067"/>
       <w:r>
-        <w:t>3.3.1. Таб</w:t>
-      </w:r>
-      <w:r>
-        <w:t xml:space="preserve">лица </w:t>
-      </w:r>
-      <w:proofErr w:type="spellStart"/>
-      <w:r>
-        <w:t>users</w:t>
+        <w:t>3.3.1. Таблица users</w:t>
       </w:r>
       <w:bookmarkEnd w:id="25"/>
-      <w:proofErr w:type="spellEnd"/>
     </w:p>
     <w:tbl>
       <w:tblPr>
@@ -12113,14 +10791,12 @@
             <w:pPr>
               <w:spacing w:after="0"/>
             </w:pPr>
-            <w:proofErr w:type="spellStart"/>
             <w:r>
               <w:rPr>
                 <w:sz w:val="24"/>
               </w:rPr>
               <w:t>id</w:t>
             </w:r>
-            <w:proofErr w:type="spellEnd"/>
           </w:p>
         </w:tc>
         <w:tc>
@@ -12188,14 +10864,12 @@
             <w:pPr>
               <w:spacing w:after="0"/>
             </w:pPr>
-            <w:proofErr w:type="spellStart"/>
             <w:r>
               <w:rPr>
                 <w:sz w:val="24"/>
               </w:rPr>
               <w:t>login</w:t>
             </w:r>
-            <w:proofErr w:type="spellEnd"/>
           </w:p>
         </w:tc>
         <w:tc>
@@ -12207,19 +10881,11 @@
             <w:pPr>
               <w:spacing w:after="0"/>
             </w:pPr>
-            <w:proofErr w:type="gramStart"/>
-            <w:r>
-              <w:rPr>
-                <w:sz w:val="24"/>
-              </w:rPr>
-              <w:t>VARCHAR(</w:t>
-            </w:r>
-            <w:proofErr w:type="gramEnd"/>
-            <w:r>
-              <w:rPr>
-                <w:sz w:val="24"/>
-              </w:rPr>
-              <w:t>100)</w:t>
+            <w:r>
+              <w:rPr>
+                <w:sz w:val="24"/>
+              </w:rPr>
+              <w:t>VARCHAR(100)</w:t>
             </w:r>
           </w:p>
         </w:tc>
@@ -12271,14 +10937,12 @@
             <w:pPr>
               <w:spacing w:after="0"/>
             </w:pPr>
-            <w:proofErr w:type="spellStart"/>
             <w:r>
               <w:rPr>
                 <w:sz w:val="24"/>
               </w:rPr>
               <w:t>password_hash</w:t>
             </w:r>
-            <w:proofErr w:type="spellEnd"/>
           </w:p>
         </w:tc>
         <w:tc>
@@ -12290,50 +10954,28 @@
             <w:pPr>
               <w:spacing w:after="0"/>
             </w:pPr>
-            <w:proofErr w:type="gramStart"/>
-            <w:r>
-              <w:rPr>
-                <w:sz w:val="24"/>
-              </w:rPr>
-              <w:t>VARCHAR(</w:t>
-            </w:r>
-            <w:proofErr w:type="gramEnd"/>
-            <w:r>
-              <w:rPr>
-                <w:sz w:val="24"/>
-              </w:rPr>
-              <w:t>255)</w:t>
-            </w:r>
-          </w:p>
-        </w:tc>
-        <w:tc>
-          <w:tcPr>
-            <w:tcW w:w="2500" w:type="dxa"/>
-            <w:vAlign w:val="center"/>
-          </w:tcPr>
-          <w:p>
-            <w:pPr>
-              <w:spacing w:after="0"/>
-            </w:pPr>
-            <w:r>
-              <w:rPr>
-                <w:sz w:val="24"/>
-              </w:rPr>
-              <w:t>Хеш пароля (</w:t>
-            </w:r>
-            <w:proofErr w:type="spellStart"/>
-            <w:r>
-              <w:rPr>
-                <w:sz w:val="24"/>
-              </w:rPr>
-              <w:t>BCrypt</w:t>
-            </w:r>
-            <w:proofErr w:type="spellEnd"/>
-            <w:r>
-              <w:rPr>
-                <w:sz w:val="24"/>
-              </w:rPr>
-              <w:t>)</w:t>
+            <w:r>
+              <w:rPr>
+                <w:sz w:val="24"/>
+              </w:rPr>
+              <w:t>VARCHAR(255)</w:t>
+            </w:r>
+          </w:p>
+        </w:tc>
+        <w:tc>
+          <w:tcPr>
+            <w:tcW w:w="2500" w:type="dxa"/>
+            <w:vAlign w:val="center"/>
+          </w:tcPr>
+          <w:p>
+            <w:pPr>
+              <w:spacing w:after="0"/>
+            </w:pPr>
+            <w:r>
+              <w:rPr>
+                <w:sz w:val="24"/>
+              </w:rPr>
+              <w:t>Хеш пароля (BCrypt)</w:t>
             </w:r>
           </w:p>
         </w:tc>
@@ -12368,14 +11010,12 @@
             <w:pPr>
               <w:spacing w:after="0"/>
             </w:pPr>
-            <w:proofErr w:type="spellStart"/>
             <w:r>
               <w:rPr>
                 <w:sz w:val="24"/>
               </w:rPr>
               <w:t>role</w:t>
             </w:r>
-            <w:proofErr w:type="spellEnd"/>
           </w:p>
         </w:tc>
         <w:tc>
@@ -12387,59 +11027,29 @@
             <w:pPr>
               <w:spacing w:after="0"/>
             </w:pPr>
-            <w:proofErr w:type="gramStart"/>
-            <w:r>
-              <w:rPr>
-                <w:sz w:val="24"/>
-              </w:rPr>
-              <w:t>VARCHAR(</w:t>
-            </w:r>
-            <w:proofErr w:type="gramEnd"/>
-            <w:r>
-              <w:rPr>
-                <w:sz w:val="24"/>
-              </w:rPr>
-              <w:t>50)</w:t>
-            </w:r>
-          </w:p>
-        </w:tc>
-        <w:tc>
-          <w:tcPr>
-            <w:tcW w:w="2500" w:type="dxa"/>
-            <w:vAlign w:val="center"/>
-          </w:tcPr>
-          <w:p>
-            <w:pPr>
-              <w:spacing w:after="0"/>
-            </w:pPr>
-            <w:r>
-              <w:rPr>
-                <w:sz w:val="24"/>
-              </w:rPr>
-              <w:t xml:space="preserve">Роль: </w:t>
-            </w:r>
-            <w:proofErr w:type="spellStart"/>
-            <w:r>
-              <w:rPr>
-                <w:sz w:val="24"/>
-              </w:rPr>
-              <w:t>Admin</w:t>
-            </w:r>
-            <w:proofErr w:type="spellEnd"/>
-            <w:r>
-              <w:rPr>
-                <w:sz w:val="24"/>
-              </w:rPr>
-              <w:t xml:space="preserve"> / </w:t>
-            </w:r>
-            <w:proofErr w:type="spellStart"/>
-            <w:r>
-              <w:rPr>
-                <w:sz w:val="24"/>
-              </w:rPr>
-              <w:t>Kladovshik</w:t>
-            </w:r>
-            <w:proofErr w:type="spellEnd"/>
+            <w:r>
+              <w:rPr>
+                <w:sz w:val="24"/>
+              </w:rPr>
+              <w:t>VARCHAR(50)</w:t>
+            </w:r>
+          </w:p>
+        </w:tc>
+        <w:tc>
+          <w:tcPr>
+            <w:tcW w:w="2500" w:type="dxa"/>
+            <w:vAlign w:val="center"/>
+          </w:tcPr>
+          <w:p>
+            <w:pPr>
+              <w:spacing w:after="0"/>
+            </w:pPr>
+            <w:r>
+              <w:rPr>
+                <w:sz w:val="24"/>
+              </w:rPr>
+              <w:t>Роль: Admin / Kladovshik</w:t>
+            </w:r>
           </w:p>
         </w:tc>
         <w:tc>
@@ -12467,14 +11077,9 @@
       </w:pPr>
       <w:bookmarkStart w:id="26" w:name="_Toc225450068"/>
       <w:r>
-        <w:t xml:space="preserve">3.3.2. Таблица </w:t>
-      </w:r>
-      <w:proofErr w:type="spellStart"/>
-      <w:r>
-        <w:t>categories</w:t>
+        <w:t>3.3.2. Таблица categories</w:t>
       </w:r>
       <w:bookmarkEnd w:id="26"/>
-      <w:proofErr w:type="spellEnd"/>
     </w:p>
     <w:tbl>
       <w:tblPr>
@@ -12601,14 +11206,12 @@
             <w:pPr>
               <w:spacing w:after="0"/>
             </w:pPr>
-            <w:proofErr w:type="spellStart"/>
             <w:r>
               <w:rPr>
                 <w:sz w:val="24"/>
               </w:rPr>
               <w:t>id</w:t>
             </w:r>
-            <w:proofErr w:type="spellEnd"/>
           </w:p>
         </w:tc>
         <w:tc>
@@ -12676,14 +11279,12 @@
             <w:pPr>
               <w:spacing w:after="0"/>
             </w:pPr>
-            <w:proofErr w:type="spellStart"/>
             <w:r>
               <w:rPr>
                 <w:sz w:val="24"/>
               </w:rPr>
               <w:t>name</w:t>
             </w:r>
-            <w:proofErr w:type="spellEnd"/>
           </w:p>
         </w:tc>
         <w:tc>
@@ -12695,19 +11296,11 @@
             <w:pPr>
               <w:spacing w:after="0"/>
             </w:pPr>
-            <w:proofErr w:type="gramStart"/>
-            <w:r>
-              <w:rPr>
-                <w:sz w:val="24"/>
-              </w:rPr>
-              <w:t>VARCHAR(</w:t>
-            </w:r>
-            <w:proofErr w:type="gramEnd"/>
-            <w:r>
-              <w:rPr>
-                <w:sz w:val="24"/>
-              </w:rPr>
-              <w:t>100)</w:t>
+            <w:r>
+              <w:rPr>
+                <w:sz w:val="24"/>
+              </w:rPr>
+              <w:t>VARCHAR(100)</w:t>
             </w:r>
           </w:p>
         </w:tc>
@@ -12753,14 +11346,9 @@
       </w:pPr>
       <w:bookmarkStart w:id="27" w:name="_Toc225450069"/>
       <w:r>
-        <w:t xml:space="preserve">3.3.3. Таблица </w:t>
-      </w:r>
-      <w:proofErr w:type="spellStart"/>
-      <w:r>
-        <w:t>products</w:t>
+        <w:t>3.3.3. Таблица products</w:t>
       </w:r>
       <w:bookmarkEnd w:id="27"/>
-      <w:proofErr w:type="spellEnd"/>
     </w:p>
     <w:tbl>
       <w:tblPr>
@@ -12887,14 +11475,12 @@
             <w:pPr>
               <w:spacing w:after="0"/>
             </w:pPr>
-            <w:proofErr w:type="spellStart"/>
             <w:r>
               <w:rPr>
                 <w:sz w:val="24"/>
               </w:rPr>
               <w:t>id</w:t>
             </w:r>
-            <w:proofErr w:type="spellEnd"/>
           </w:p>
         </w:tc>
         <w:tc>
@@ -12962,14 +11548,12 @@
             <w:pPr>
               <w:spacing w:after="0"/>
             </w:pPr>
-            <w:proofErr w:type="spellStart"/>
             <w:r>
               <w:rPr>
                 <w:sz w:val="24"/>
               </w:rPr>
               <w:t>article</w:t>
             </w:r>
-            <w:proofErr w:type="spellEnd"/>
           </w:p>
         </w:tc>
         <w:tc>
@@ -12981,19 +11565,11 @@
             <w:pPr>
               <w:spacing w:after="0"/>
             </w:pPr>
-            <w:proofErr w:type="gramStart"/>
-            <w:r>
-              <w:rPr>
-                <w:sz w:val="24"/>
-              </w:rPr>
-              <w:t>VARCHAR(</w:t>
-            </w:r>
-            <w:proofErr w:type="gramEnd"/>
-            <w:r>
-              <w:rPr>
-                <w:sz w:val="24"/>
-              </w:rPr>
-              <w:t>50)</w:t>
+            <w:r>
+              <w:rPr>
+                <w:sz w:val="24"/>
+              </w:rPr>
+              <w:t>VARCHAR(50)</w:t>
             </w:r>
           </w:p>
         </w:tc>
@@ -13045,14 +11621,12 @@
             <w:pPr>
               <w:spacing w:after="0"/>
             </w:pPr>
-            <w:proofErr w:type="spellStart"/>
             <w:r>
               <w:rPr>
                 <w:sz w:val="24"/>
               </w:rPr>
               <w:t>name</w:t>
             </w:r>
-            <w:proofErr w:type="spellEnd"/>
           </w:p>
         </w:tc>
         <w:tc>
@@ -13064,19 +11638,11 @@
             <w:pPr>
               <w:spacing w:after="0"/>
             </w:pPr>
-            <w:proofErr w:type="gramStart"/>
-            <w:r>
-              <w:rPr>
-                <w:sz w:val="24"/>
-              </w:rPr>
-              <w:t>VARCHAR(</w:t>
-            </w:r>
-            <w:proofErr w:type="gramEnd"/>
-            <w:r>
-              <w:rPr>
-                <w:sz w:val="24"/>
-              </w:rPr>
-              <w:t>200)</w:t>
+            <w:r>
+              <w:rPr>
+                <w:sz w:val="24"/>
+              </w:rPr>
+              <w:t>VARCHAR(200)</w:t>
             </w:r>
           </w:p>
         </w:tc>
@@ -13128,14 +11694,12 @@
             <w:pPr>
               <w:spacing w:after="0"/>
             </w:pPr>
-            <w:proofErr w:type="spellStart"/>
             <w:r>
               <w:rPr>
                 <w:sz w:val="24"/>
               </w:rPr>
               <w:t>category_id</w:t>
             </w:r>
-            <w:proofErr w:type="spellEnd"/>
           </w:p>
         </w:tc>
         <w:tc>
@@ -13203,14 +11767,12 @@
             <w:pPr>
               <w:spacing w:after="0"/>
             </w:pPr>
-            <w:proofErr w:type="spellStart"/>
             <w:r>
               <w:rPr>
                 <w:sz w:val="24"/>
               </w:rPr>
               <w:t>unit</w:t>
             </w:r>
-            <w:proofErr w:type="spellEnd"/>
           </w:p>
         </w:tc>
         <w:tc>
@@ -13222,42 +11784,28 @@
             <w:pPr>
               <w:spacing w:after="0"/>
             </w:pPr>
-            <w:proofErr w:type="gramStart"/>
-            <w:r>
-              <w:rPr>
-                <w:sz w:val="24"/>
-              </w:rPr>
-              <w:t>VARCHAR(</w:t>
-            </w:r>
-            <w:proofErr w:type="gramEnd"/>
-            <w:r>
-              <w:rPr>
-                <w:sz w:val="24"/>
-              </w:rPr>
-              <w:t>20)</w:t>
-            </w:r>
-          </w:p>
-        </w:tc>
-        <w:tc>
-          <w:tcPr>
-            <w:tcW w:w="2500" w:type="dxa"/>
-            <w:vAlign w:val="center"/>
-          </w:tcPr>
-          <w:p>
-            <w:pPr>
-              <w:spacing w:after="0"/>
-            </w:pPr>
-            <w:r>
-              <w:rPr>
-                <w:sz w:val="24"/>
-              </w:rPr>
-              <w:t xml:space="preserve">Единица </w:t>
-            </w:r>
-            <w:r>
-              <w:rPr>
-                <w:sz w:val="24"/>
-              </w:rPr>
-              <w:t>измерения</w:t>
+            <w:r>
+              <w:rPr>
+                <w:sz w:val="24"/>
+              </w:rPr>
+              <w:t>VARCHAR(20)</w:t>
+            </w:r>
+          </w:p>
+        </w:tc>
+        <w:tc>
+          <w:tcPr>
+            <w:tcW w:w="2500" w:type="dxa"/>
+            <w:vAlign w:val="center"/>
+          </w:tcPr>
+          <w:p>
+            <w:pPr>
+              <w:spacing w:after="0"/>
+            </w:pPr>
+            <w:r>
+              <w:rPr>
+                <w:sz w:val="24"/>
+              </w:rPr>
+              <w:t>Единица измерения</w:t>
             </w:r>
           </w:p>
         </w:tc>
@@ -13292,14 +11840,12 @@
             <w:pPr>
               <w:spacing w:after="0"/>
             </w:pPr>
-            <w:proofErr w:type="spellStart"/>
             <w:r>
               <w:rPr>
                 <w:sz w:val="24"/>
               </w:rPr>
               <w:t>purchase_price</w:t>
             </w:r>
-            <w:proofErr w:type="spellEnd"/>
           </w:p>
         </w:tc>
         <w:tc>
@@ -13311,19 +11857,11 @@
             <w:pPr>
               <w:spacing w:after="0"/>
             </w:pPr>
-            <w:proofErr w:type="gramStart"/>
-            <w:r>
-              <w:rPr>
-                <w:sz w:val="24"/>
-              </w:rPr>
-              <w:t>NUMERIC(</w:t>
-            </w:r>
-            <w:proofErr w:type="gramEnd"/>
-            <w:r>
-              <w:rPr>
-                <w:sz w:val="24"/>
-              </w:rPr>
-              <w:t>10,2)</w:t>
+            <w:r>
+              <w:rPr>
+                <w:sz w:val="24"/>
+              </w:rPr>
+              <w:t>NUMERIC(10,2)</w:t>
             </w:r>
           </w:p>
         </w:tc>
@@ -13375,14 +11913,12 @@
             <w:pPr>
               <w:spacing w:after="0"/>
             </w:pPr>
-            <w:proofErr w:type="spellStart"/>
             <w:r>
               <w:rPr>
                 <w:sz w:val="24"/>
               </w:rPr>
               <w:t>stock</w:t>
             </w:r>
-            <w:proofErr w:type="spellEnd"/>
           </w:p>
         </w:tc>
         <w:tc>
@@ -13450,14 +11986,12 @@
             <w:pPr>
               <w:spacing w:after="0"/>
             </w:pPr>
-            <w:proofErr w:type="spellStart"/>
             <w:r>
               <w:rPr>
                 <w:sz w:val="24"/>
               </w:rPr>
               <w:t>expiry_date</w:t>
             </w:r>
-            <w:proofErr w:type="spellEnd"/>
           </w:p>
         </w:tc>
         <w:tc>
@@ -13520,14 +12054,9 @@
       <w:bookmarkStart w:id="28" w:name="_Toc225450070"/>
       <w:r>
         <w:lastRenderedPageBreak/>
-        <w:t xml:space="preserve">3.3.4. Таблица </w:t>
-      </w:r>
-      <w:proofErr w:type="spellStart"/>
-      <w:r>
-        <w:t>shipments</w:t>
+        <w:t>3.3.4. Таблица shipments</w:t>
       </w:r>
       <w:bookmarkEnd w:id="28"/>
-      <w:proofErr w:type="spellEnd"/>
     </w:p>
     <w:tbl>
       <w:tblPr>
@@ -13654,14 +12183,12 @@
             <w:pPr>
               <w:spacing w:after="0"/>
             </w:pPr>
-            <w:proofErr w:type="spellStart"/>
             <w:r>
               <w:rPr>
                 <w:sz w:val="24"/>
               </w:rPr>
               <w:t>id</w:t>
             </w:r>
-            <w:proofErr w:type="spellEnd"/>
           </w:p>
         </w:tc>
         <w:tc>
@@ -13694,13 +12221,7 @@
               <w:rPr>
                 <w:sz w:val="24"/>
               </w:rPr>
-              <w:t xml:space="preserve">Уникальный </w:t>
-            </w:r>
-            <w:r>
-              <w:rPr>
-                <w:sz w:val="24"/>
-              </w:rPr>
-              <w:t>идентификатор</w:t>
+              <w:t>Уникальный идентификатор</w:t>
             </w:r>
           </w:p>
         </w:tc>
@@ -13735,14 +12256,12 @@
             <w:pPr>
               <w:spacing w:after="0"/>
             </w:pPr>
-            <w:proofErr w:type="spellStart"/>
             <w:r>
               <w:rPr>
                 <w:sz w:val="24"/>
               </w:rPr>
               <w:t>created_by</w:t>
             </w:r>
-            <w:proofErr w:type="spellEnd"/>
           </w:p>
         </w:tc>
         <w:tc>
@@ -13810,14 +12329,12 @@
             <w:pPr>
               <w:spacing w:after="0"/>
             </w:pPr>
-            <w:proofErr w:type="spellStart"/>
             <w:r>
               <w:rPr>
                 <w:sz w:val="24"/>
               </w:rPr>
               <w:t>recipient</w:t>
             </w:r>
-            <w:proofErr w:type="spellEnd"/>
           </w:p>
         </w:tc>
         <w:tc>
@@ -13829,19 +12346,11 @@
             <w:pPr>
               <w:spacing w:after="0"/>
             </w:pPr>
-            <w:proofErr w:type="gramStart"/>
-            <w:r>
-              <w:rPr>
-                <w:sz w:val="24"/>
-              </w:rPr>
-              <w:t>VARCHAR(</w:t>
-            </w:r>
-            <w:proofErr w:type="gramEnd"/>
-            <w:r>
-              <w:rPr>
-                <w:sz w:val="24"/>
-              </w:rPr>
-              <w:t>100)</w:t>
+            <w:r>
+              <w:rPr>
+                <w:sz w:val="24"/>
+              </w:rPr>
+              <w:t>VARCHAR(100)</w:t>
             </w:r>
           </w:p>
         </w:tc>
@@ -13893,14 +12402,12 @@
             <w:pPr>
               <w:spacing w:after="0"/>
             </w:pPr>
-            <w:proofErr w:type="spellStart"/>
             <w:r>
               <w:rPr>
                 <w:sz w:val="24"/>
               </w:rPr>
               <w:t>created_at</w:t>
             </w:r>
-            <w:proofErr w:type="spellEnd"/>
           </w:p>
         </w:tc>
         <w:tc>
@@ -13950,21 +12457,7 @@
               <w:rPr>
                 <w:sz w:val="24"/>
               </w:rPr>
-              <w:t xml:space="preserve">DEFAULT </w:t>
-            </w:r>
-            <w:proofErr w:type="gramStart"/>
-            <w:r>
-              <w:rPr>
-                <w:sz w:val="24"/>
-              </w:rPr>
-              <w:t>NOW(</w:t>
-            </w:r>
-            <w:proofErr w:type="gramEnd"/>
-            <w:r>
-              <w:rPr>
-                <w:sz w:val="24"/>
-              </w:rPr>
-              <w:t>)</w:t>
+              <w:t>DEFAULT NOW()</w:t>
             </w:r>
           </w:p>
         </w:tc>
@@ -13976,14 +12469,9 @@
       </w:pPr>
       <w:bookmarkStart w:id="29" w:name="_Toc225450071"/>
       <w:r>
-        <w:t xml:space="preserve">3.3.5. Таблица </w:t>
-      </w:r>
-      <w:proofErr w:type="spellStart"/>
-      <w:r>
-        <w:t>shipment_items</w:t>
+        <w:t>3.3.5. Таблица shipment_items</w:t>
       </w:r>
       <w:bookmarkEnd w:id="29"/>
-      <w:proofErr w:type="spellEnd"/>
     </w:p>
     <w:tbl>
       <w:tblPr>
@@ -14110,14 +12598,12 @@
             <w:pPr>
               <w:spacing w:after="0"/>
             </w:pPr>
-            <w:proofErr w:type="spellStart"/>
             <w:r>
               <w:rPr>
                 <w:sz w:val="24"/>
               </w:rPr>
               <w:t>id</w:t>
             </w:r>
-            <w:proofErr w:type="spellEnd"/>
           </w:p>
         </w:tc>
         <w:tc>
@@ -14185,14 +12671,12 @@
             <w:pPr>
               <w:spacing w:after="0"/>
             </w:pPr>
-            <w:proofErr w:type="spellStart"/>
             <w:r>
               <w:rPr>
                 <w:sz w:val="24"/>
               </w:rPr>
               <w:t>shipment_id</w:t>
             </w:r>
-            <w:proofErr w:type="spellEnd"/>
           </w:p>
         </w:tc>
         <w:tc>
@@ -14260,14 +12744,12 @@
             <w:pPr>
               <w:spacing w:after="0"/>
             </w:pPr>
-            <w:proofErr w:type="spellStart"/>
             <w:r>
               <w:rPr>
                 <w:sz w:val="24"/>
               </w:rPr>
               <w:t>product_id</w:t>
             </w:r>
-            <w:proofErr w:type="spellEnd"/>
           </w:p>
         </w:tc>
         <w:tc>
@@ -14335,14 +12817,12 @@
             <w:pPr>
               <w:spacing w:after="0"/>
             </w:pPr>
-            <w:proofErr w:type="spellStart"/>
             <w:r>
               <w:rPr>
                 <w:sz w:val="24"/>
               </w:rPr>
               <w:t>quantity</w:t>
             </w:r>
-            <w:proofErr w:type="spellEnd"/>
           </w:p>
         </w:tc>
         <w:tc>
@@ -14398,6 +12878,49 @@
         </w:tc>
       </w:tr>
     </w:tbl>
+    <w:p>
+      <w:pPr>
+        <w:spacing w:before="120" w:after="120"/>
+        <w:jc w:val="center"/>
+      </w:pPr>
+      <w:r>
+        <w:drawing>
+          <wp:inline xmlns:wp="http://schemas.openxmlformats.org/drawingml/2006/wordprocessingDrawing" distT="0" distB="0" distL="0" distR="0">
+            <wp:extent cx="7200000" cy="4696240"/>
+            <wp:effectExtent l="0" t="0" r="0" b="0"/>
+            <wp:docPr id="9" name="Image9"/>
+            <wp:cNvGraphicFramePr>
+              <a:graphicFrameLocks xmlns:a="http://schemas.openxmlformats.org/drawingml/2006/main" noChangeAspect="1"/>
+            </wp:cNvGraphicFramePr>
+            <a:graphic xmlns:a="http://schemas.openxmlformats.org/drawingml/2006/main">
+              <a:graphicData uri="http://schemas.openxmlformats.org/drawingml/2006/picture">
+                <pic:pic xmlns:pic="http://schemas.openxmlformats.org/drawingml/2006/picture">
+                  <pic:nvPicPr>
+                    <pic:cNvPr id="9" name="Image9"/>
+                    <pic:cNvPicPr/>
+                  </pic:nvPicPr>
+                  <pic:blipFill>
+                    <a:blip xmlns:r="http://schemas.openxmlformats.org/officeDocument/2006/relationships" r:embed="rId19"/>
+                    <a:stretch>
+                      <a:fillRect/>
+                    </a:stretch>
+                  </pic:blipFill>
+                  <pic:spPr>
+                    <a:xfrm>
+                      <a:off x="0" y="0"/>
+                      <a:ext cx="7200000" cy="4696240"/>
+                    </a:xfrm>
+                    <a:prstGeom prst="rect">
+                      <a:avLst/>
+                    </a:prstGeom>
+                  </pic:spPr>
+                </pic:pic>
+              </a:graphicData>
+            </a:graphic>
+          </wp:inline>
+        </w:drawing>
+      </w:r>
+    </w:p>
     <w:p>
       <w:pPr>
         <w:sectPr>
